--- a/formatos/1. CARTA SOLICITUD DE PASANTIA.docx
+++ b/formatos/1. CARTA SOLICITUD DE PASANTIA.docx
@@ -1,6 +1,6 @@
 
 <file path=word/document.xml><?xml version="1.0" encoding="utf-8"?>
-<w:document xmlns:wpc="http://schemas.microsoft.com/office/word/2010/wordprocessingCanvas" xmlns:cx="http://schemas.microsoft.com/office/drawing/2014/chartex" xmlns:cx1="http://schemas.microsoft.com/office/drawing/2015/9/8/chartex" xmlns:cx2="http://schemas.microsoft.com/office/drawing/2015/10/21/chartex" xmlns:cx3="http://schemas.microsoft.com/office/drawing/2016/5/9/chartex" xmlns:cx4="http://schemas.microsoft.com/office/drawing/2016/5/10/chartex" xmlns:cx5="http://schemas.microsoft.com/office/drawing/2016/5/11/chartex" xmlns:cx6="http://schemas.microsoft.com/office/drawing/2016/5/12/chartex" xmlns:cx7="http://schemas.microsoft.com/office/drawing/2016/5/13/chartex" xmlns:cx8="http://schemas.microsoft.com/office/drawing/2016/5/14/chartex" xmlns:mc="http://schemas.openxmlformats.org/markup-compatibility/2006" xmlns:aink="http://schemas.microsoft.com/office/drawing/2016/ink" xmlns:am3d="http://schemas.microsoft.com/office/drawing/2017/model3d" xmlns:o="urn:schemas-microsoft-com:office:office" xmlns:r="http://schemas.openxmlformats.org/officeDocument/2006/relationships" xmlns:m="http://schemas.openxmlformats.org/officeDocument/2006/math" xmlns:v="urn:schemas-microsoft-com:vml" xmlns:wp14="http://schemas.microsoft.com/office/word/2010/wordprocessingDrawing" xmlns:wp="http://schemas.openxmlformats.org/drawingml/2006/wordprocessingDrawing" xmlns:w10="urn:schemas-microsoft-com:office:word" xmlns:w="http://schemas.openxmlformats.org/wordprocessingml/2006/main" xmlns:w14="http://schemas.microsoft.com/office/word/2010/wordml" xmlns:w15="http://schemas.microsoft.com/office/word/2012/wordml" xmlns:w16cex="http://schemas.microsoft.com/office/word/2018/wordml/cex" xmlns:w16cid="http://schemas.microsoft.com/office/word/2016/wordml/cid" xmlns:w16="http://schemas.microsoft.com/office/word/2018/wordml" xmlns:w16sdtdh="http://schemas.microsoft.com/office/word/2020/wordml/sdtdatahash" xmlns:w16se="http://schemas.microsoft.com/office/word/2015/wordml/symex" xmlns:wpg="http://schemas.microsoft.com/office/word/2010/wordprocessingGroup" xmlns:wpi="http://schemas.microsoft.com/office/word/2010/wordprocessingInk" xmlns:wne="http://schemas.microsoft.com/office/word/2006/wordml" xmlns:wps="http://schemas.microsoft.com/office/word/2010/wordprocessingShape" mc:Ignorable="w14 w15 w16se w16cid w16 w16cex w16sdtdh wp14">
+<w:document xmlns:wpc="http://schemas.microsoft.com/office/word/2010/wordprocessingCanvas" xmlns:cx="http://schemas.microsoft.com/office/drawing/2014/chartex" xmlns:mc="http://schemas.openxmlformats.org/markup-compatibility/2006" xmlns:o="urn:schemas-microsoft-com:office:office" xmlns:r="http://schemas.openxmlformats.org/officeDocument/2006/relationships" xmlns:m="http://schemas.openxmlformats.org/officeDocument/2006/math" xmlns:v="urn:schemas-microsoft-com:vml" xmlns:wp14="http://schemas.microsoft.com/office/word/2010/wordprocessingDrawing" xmlns:wp="http://schemas.openxmlformats.org/drawingml/2006/wordprocessingDrawing" xmlns:w10="urn:schemas-microsoft-com:office:word" xmlns:w="http://schemas.openxmlformats.org/wordprocessingml/2006/main" xmlns:w14="http://schemas.microsoft.com/office/word/2010/wordml" xmlns:w15="http://schemas.microsoft.com/office/word/2012/wordml" xmlns:w16se="http://schemas.microsoft.com/office/word/2015/wordml/symex" xmlns:wpg="http://schemas.microsoft.com/office/word/2010/wordprocessingGroup" xmlns:wpi="http://schemas.microsoft.com/office/word/2010/wordprocessingInk" xmlns:wne="http://schemas.microsoft.com/office/word/2006/wordml" xmlns:wps="http://schemas.microsoft.com/office/word/2010/wordprocessingShape" mc:Ignorable="w14 w15 w16se wp14">
   <w:body>
     <w:p>
       <w:pPr>
@@ -23,39 +23,6 @@
           <w:lang w:val="es-MX"/>
         </w:rPr>
       </w:pPr>
-    </w:p>
-    <w:p>
-      <w:pPr>
-        <w:spacing w:line="360" w:lineRule="auto"/>
-        <w:jc w:val="center"/>
-        <w:rPr>
-          <w:rFonts w:ascii="Arial" w:hAnsi="Arial" w:cs="Arial"/>
-          <w:b/>
-          <w:lang w:val="es-MX"/>
-        </w:rPr>
-      </w:pPr>
-    </w:p>
-    <w:p>
-      <w:pPr>
-        <w:spacing w:line="360" w:lineRule="auto"/>
-        <w:jc w:val="center"/>
-        <w:rPr>
-          <w:rFonts w:ascii="Arial" w:hAnsi="Arial" w:cs="Arial"/>
-          <w:b/>
-          <w:lang w:val="es-MX"/>
-        </w:rPr>
-      </w:pPr>
-    </w:p>
-    <w:p>
-      <w:pPr>
-        <w:spacing w:line="360" w:lineRule="auto"/>
-        <w:jc w:val="center"/>
-        <w:rPr>
-          <w:rFonts w:ascii="Arial" w:hAnsi="Arial" w:cs="Arial"/>
-          <w:b/>
-          <w:lang w:val="es-MX"/>
-        </w:rPr>
-      </w:pPr>
       <w:r>
         <w:rPr>
           <w:rFonts w:ascii="Arial" w:hAnsi="Arial" w:cs="Arial"/>
@@ -101,49 +68,35 @@
           <w:rFonts w:ascii="Arial" w:hAnsi="Arial" w:cs="Arial"/>
           <w:lang w:val="es-MX"/>
         </w:rPr>
-        <w:t>25</w:t>
-      </w:r>
-      <w:r>
-        <w:rPr>
-          <w:rFonts w:ascii="Arial" w:hAnsi="Arial" w:cs="Arial"/>
-          <w:lang w:val="es-MX"/>
-        </w:rPr>
-        <w:t xml:space="preserve"> </w:t>
-      </w:r>
-      <w:r>
-        <w:rPr>
-          <w:rFonts w:ascii="Arial" w:hAnsi="Arial" w:cs="Arial"/>
-          <w:lang w:val="es-MX"/>
-        </w:rPr>
-        <w:t xml:space="preserve">de </w:t>
-      </w:r>
-      <w:r>
-        <w:rPr>
-          <w:rFonts w:ascii="Arial" w:hAnsi="Arial" w:cs="Arial"/>
-          <w:lang w:val="es-MX"/>
-        </w:rPr>
-        <w:t>Septiembre</w:t>
-      </w:r>
-      <w:r>
-        <w:rPr>
-          <w:rFonts w:ascii="Arial" w:hAnsi="Arial" w:cs="Arial"/>
-          <w:lang w:val="es-MX"/>
-        </w:rPr>
-        <w:t xml:space="preserve"> </w:t>
-      </w:r>
-      <w:r>
-        <w:rPr>
-          <w:rFonts w:ascii="Arial" w:hAnsi="Arial" w:cs="Arial"/>
-          <w:lang w:val="es-MX"/>
-        </w:rPr>
-        <w:t>del 20</w:t>
-      </w:r>
-      <w:r>
-        <w:rPr>
-          <w:rFonts w:ascii="Arial" w:hAnsi="Arial" w:cs="Arial"/>
-          <w:lang w:val="es-MX"/>
-        </w:rPr>
-        <w:t>25</w:t>
+        <w:t>{{</w:t>
+      </w:r>
+      <w:r>
+        <w:rPr>
+          <w:rFonts w:ascii="Arial" w:hAnsi="Arial" w:cs="Arial"/>
+          <w:lang w:val="es-MX"/>
+        </w:rPr>
+        <w:t xml:space="preserve"> </w:t>
+      </w:r>
+      <w:r>
+        <w:rPr>
+          <w:rFonts w:ascii="Arial" w:hAnsi="Arial" w:cs="Arial"/>
+          <w:lang w:val="es-MX"/>
+        </w:rPr>
+        <w:t>hoy | fecha_es</w:t>
+      </w:r>
+      <w:r>
+        <w:rPr>
+          <w:rFonts w:ascii="Arial" w:hAnsi="Arial" w:cs="Arial"/>
+          <w:lang w:val="es-MX"/>
+        </w:rPr>
+        <w:t xml:space="preserve"> </w:t>
+      </w:r>
+      <w:r>
+        <w:rPr>
+          <w:rFonts w:ascii="Arial" w:hAnsi="Arial" w:cs="Arial"/>
+          <w:lang w:val="es-MX"/>
+        </w:rPr>
+        <w:t>}}</w:t>
       </w:r>
     </w:p>
     <w:p>
@@ -305,7 +258,31 @@
           <w:b/>
           <w:lang w:val="es-MX"/>
         </w:rPr>
-        <w:t>primer_nombre_estudiante</w:t>
+        <w:t xml:space="preserve"> </w:t>
+      </w:r>
+      <w:r>
+        <w:rPr>
+          <w:rFonts w:ascii="Arial" w:hAnsi="Arial" w:cs="Arial"/>
+          <w:b/>
+          <w:lang w:val="es-MX"/>
+        </w:rPr>
+        <w:t xml:space="preserve">estudiante.primer_nombre | </w:t>
+      </w:r>
+      <w:r>
+        <w:rPr>
+          <w:rFonts w:ascii="Arial" w:hAnsi="Arial" w:cs="Arial"/>
+          <w:b/>
+          <w:lang w:val="es-MX"/>
+        </w:rPr>
+        <w:t>capitalize</w:t>
+      </w:r>
+      <w:r>
+        <w:rPr>
+          <w:rFonts w:ascii="Arial" w:hAnsi="Arial" w:cs="Arial"/>
+          <w:b/>
+          <w:lang w:val="es-MX"/>
+        </w:rPr>
+        <w:t xml:space="preserve"> </w:t>
       </w:r>
       <w:r>
         <w:rPr>
@@ -333,22 +310,175 @@
         <w:rPr>
           <w:rFonts w:ascii="Arial" w:hAnsi="Arial" w:cs="Arial"/>
           <w:b/>
-        </w:rPr>
-        <w:t>segundo_nombre_estudiante</w:t>
-      </w:r>
-      <w:r>
-        <w:rPr>
-          <w:rFonts w:ascii="Arial" w:hAnsi="Arial" w:cs="Arial"/>
-          <w:b/>
-        </w:rPr>
-        <w:t>}} {{</w:t>
-      </w:r>
-      <w:r>
-        <w:rPr>
-          <w:rFonts w:ascii="Arial" w:hAnsi="Arial" w:cs="Arial"/>
-          <w:b/>
-        </w:rPr>
-        <w:t>primer_apellido_estudiante</w:t>
+          <w:lang w:val="es-MX"/>
+        </w:rPr>
+        <w:t xml:space="preserve"> </w:t>
+      </w:r>
+      <w:r>
+        <w:rPr>
+          <w:rFonts w:ascii="Arial" w:hAnsi="Arial" w:cs="Arial"/>
+          <w:b/>
+          <w:lang w:val="es-MX"/>
+        </w:rPr>
+        <w:t xml:space="preserve">estudiante.segundo_nombre </w:t>
+      </w:r>
+      <w:r>
+        <w:rPr>
+          <w:rFonts w:ascii="Arial" w:hAnsi="Arial" w:cs="Arial"/>
+          <w:b/>
+        </w:rPr>
+        <w:t xml:space="preserve">| default("") </w:t>
+      </w:r>
+      <w:r>
+        <w:rPr>
+          <w:rFonts w:ascii="Arial" w:hAnsi="Arial" w:cs="Arial"/>
+          <w:b/>
+        </w:rPr>
+        <w:t>|</w:t>
+      </w:r>
+      <w:r>
+        <w:rPr>
+          <w:rFonts w:ascii="Arial" w:hAnsi="Arial" w:cs="Arial"/>
+          <w:b/>
+        </w:rPr>
+        <w:t xml:space="preserve"> </w:t>
+      </w:r>
+      <w:r>
+        <w:rPr>
+          <w:rFonts w:ascii="Arial" w:hAnsi="Arial" w:cs="Arial"/>
+          <w:b/>
+          <w:lang w:val="es-MX"/>
+        </w:rPr>
+        <w:t>capitalize</w:t>
+      </w:r>
+      <w:r>
+        <w:rPr>
+          <w:rFonts w:ascii="Arial" w:hAnsi="Arial" w:cs="Arial"/>
+          <w:b/>
+          <w:lang w:val="es-MX"/>
+        </w:rPr>
+        <w:t xml:space="preserve"> </w:t>
+      </w:r>
+      <w:r>
+        <w:rPr>
+          <w:rFonts w:ascii="Arial" w:hAnsi="Arial" w:cs="Arial"/>
+          <w:b/>
+        </w:rPr>
+        <w:t xml:space="preserve">}} </w:t>
+      </w:r>
+      <w:r>
+        <w:rPr>
+          <w:rFonts w:ascii="Arial" w:hAnsi="Arial" w:cs="Arial"/>
+          <w:b/>
+          <w:lang w:val="es-MX"/>
+        </w:rPr>
+        <w:t>{{</w:t>
+      </w:r>
+      <w:r>
+        <w:rPr>
+          <w:rFonts w:ascii="Arial" w:hAnsi="Arial" w:cs="Arial"/>
+          <w:b/>
+          <w:lang w:val="es-MX"/>
+        </w:rPr>
+        <w:t xml:space="preserve"> </w:t>
+      </w:r>
+      <w:r>
+        <w:rPr>
+          <w:rFonts w:ascii="Arial" w:hAnsi="Arial" w:cs="Arial"/>
+          <w:b/>
+          <w:lang w:val="es-MX"/>
+        </w:rPr>
+        <w:t xml:space="preserve">estudiante.primer_apellido | </w:t>
+      </w:r>
+      <w:r>
+        <w:rPr>
+          <w:rFonts w:ascii="Arial" w:hAnsi="Arial" w:cs="Arial"/>
+          <w:b/>
+          <w:lang w:val="es-MX"/>
+        </w:rPr>
+        <w:t>capitalize</w:t>
+      </w:r>
+      <w:r>
+        <w:rPr>
+          <w:rFonts w:ascii="Arial" w:hAnsi="Arial" w:cs="Arial"/>
+          <w:b/>
+          <w:lang w:val="es-MX"/>
+        </w:rPr>
+        <w:t xml:space="preserve"> }</w:t>
+      </w:r>
+      <w:r>
+        <w:rPr>
+          <w:rFonts w:ascii="Arial" w:hAnsi="Arial" w:cs="Arial"/>
+          <w:b/>
+        </w:rPr>
+        <w:t>}</w:t>
+      </w:r>
+      <w:r>
+        <w:rPr>
+          <w:rFonts w:ascii="Arial" w:hAnsi="Arial" w:cs="Arial"/>
+          <w:b/>
+        </w:rPr>
+        <w:t xml:space="preserve"> </w:t>
+      </w:r>
+      <w:r>
+        <w:rPr>
+          <w:rFonts w:ascii="Arial" w:hAnsi="Arial" w:cs="Arial"/>
+          <w:b/>
+        </w:rPr>
+        <w:t>{{</w:t>
+      </w:r>
+      <w:r>
+        <w:rPr>
+          <w:rFonts w:ascii="Arial" w:hAnsi="Arial" w:cs="Arial"/>
+          <w:b/>
+          <w:lang w:val="es-MX"/>
+        </w:rPr>
+        <w:t xml:space="preserve"> </w:t>
+      </w:r>
+      <w:r>
+        <w:rPr>
+          <w:rFonts w:ascii="Arial" w:hAnsi="Arial" w:cs="Arial"/>
+          <w:b/>
+          <w:lang w:val="es-MX"/>
+        </w:rPr>
+        <w:t xml:space="preserve">estudiante.segundo_nombre </w:t>
+      </w:r>
+      <w:r>
+        <w:rPr>
+          <w:rFonts w:ascii="Arial" w:hAnsi="Arial" w:cs="Arial"/>
+          <w:b/>
+        </w:rPr>
+        <w:t xml:space="preserve">| default("") </w:t>
+      </w:r>
+      <w:r>
+        <w:rPr>
+          <w:rFonts w:ascii="Arial" w:hAnsi="Arial" w:cs="Arial"/>
+          <w:b/>
+        </w:rPr>
+        <w:t>|</w:t>
+      </w:r>
+      <w:r>
+        <w:rPr>
+          <w:rFonts w:ascii="Arial" w:hAnsi="Arial" w:cs="Arial"/>
+          <w:b/>
+        </w:rPr>
+        <w:t xml:space="preserve"> </w:t>
+      </w:r>
+      <w:r>
+        <w:rPr>
+          <w:rFonts w:ascii="Arial" w:hAnsi="Arial" w:cs="Arial"/>
+          <w:b/>
+          <w:lang w:val="es-MX"/>
+        </w:rPr>
+        <w:t>capitalize</w:t>
+      </w:r>
+      <w:r>
+        <w:rPr>
+          <w:rFonts w:ascii="Arial" w:hAnsi="Arial" w:cs="Arial"/>
+          <w:b/>
+          <w:lang w:val="es-MX"/>
+        </w:rPr>
+        <w:t xml:space="preserve"> </w:t>
       </w:r>
       <w:r>
         <w:rPr>
@@ -360,7 +490,36 @@
       <w:r>
         <w:rPr>
           <w:rFonts w:ascii="Arial" w:hAnsi="Arial" w:cs="Arial"/>
-          <w:b/>
+          <w:lang w:val="es-MX"/>
+        </w:rPr>
+        <w:t>, portador</w:t>
+      </w:r>
+      <w:r>
+        <w:rPr>
+          <w:rFonts w:ascii="Arial" w:hAnsi="Arial" w:cs="Arial"/>
+          <w:lang w:val="es-MX"/>
+        </w:rPr>
+        <w:t xml:space="preserve"> de la Cédula de Identidad N°</w:t>
+      </w:r>
+      <w:r>
+        <w:rPr>
+          <w:rFonts w:ascii="Arial" w:hAnsi="Arial" w:cs="Arial"/>
+          <w:lang w:val="es-MX"/>
+        </w:rPr>
+        <w:t xml:space="preserve"> </w:t>
+      </w:r>
+      <w:r>
+        <w:rPr>
+          <w:rFonts w:ascii="Arial" w:hAnsi="Arial" w:cs="Arial"/>
+          <w:b/>
+          <w:lang w:val="es-MX"/>
+        </w:rPr>
+        <w:t>V-</w:t>
+      </w:r>
+      <w:r>
+        <w:rPr>
+          <w:rFonts w:ascii="Arial" w:hAnsi="Arial" w:cs="Arial"/>
+          <w:lang w:val="es-MX"/>
         </w:rPr>
         <w:t xml:space="preserve"> </w:t>
       </w:r>
@@ -376,8 +535,24 @@
           <w:rFonts w:ascii="Arial" w:hAnsi="Arial" w:cs="Arial"/>
           <w:b/>
         </w:rPr>
-        <w:t>segundo_apellido_estudiante</w:t>
-      </w:r>
+        <w:t xml:space="preserve"> </w:t>
+      </w:r>
+      <w:r>
+        <w:rPr>
+          <w:rFonts w:ascii="Arial" w:hAnsi="Arial" w:cs="Arial"/>
+          <w:b/>
+        </w:rPr>
+        <w:t xml:space="preserve">estudiante.cedula </w:t>
+      </w:r>
+      <w:r>
+        <w:rPr>
+          <w:rFonts w:ascii="Arial" w:hAnsi="Arial" w:cs="Arial"/>
+          <w:b/>
+        </w:rPr>
+        <w:t>| miles</w:t>
+      </w:r>
+      <w:bookmarkStart w:id="0" w:name="_GoBack"/>
+      <w:bookmarkEnd w:id="0"/>
       <w:r>
         <w:rPr>
           <w:rFonts w:ascii="Arial" w:hAnsi="Arial" w:cs="Arial"/>
@@ -390,41 +565,13 @@
           <w:rFonts w:ascii="Arial" w:hAnsi="Arial" w:cs="Arial"/>
           <w:lang w:val="es-MX"/>
         </w:rPr>
-        <w:t>, portador</w:t>
-      </w:r>
-      <w:r>
-        <w:rPr>
-          <w:rFonts w:ascii="Arial" w:hAnsi="Arial" w:cs="Arial"/>
-          <w:lang w:val="es-MX"/>
-        </w:rPr>
-        <w:t xml:space="preserve"> de la Cédula de Identidad N°</w:t>
-      </w:r>
-      <w:r>
-        <w:rPr>
-          <w:rFonts w:ascii="Arial" w:hAnsi="Arial" w:cs="Arial"/>
-          <w:lang w:val="es-MX"/>
-        </w:rPr>
-        <w:t xml:space="preserve"> </w:t>
-      </w:r>
-      <w:r>
-        <w:rPr>
-          <w:rFonts w:ascii="Arial" w:hAnsi="Arial" w:cs="Arial"/>
-          <w:b/>
-          <w:lang w:val="es-MX"/>
-        </w:rPr>
-        <w:t>V-</w:t>
-      </w:r>
-      <w:r>
-        <w:rPr>
-          <w:rFonts w:ascii="Arial" w:hAnsi="Arial" w:cs="Arial"/>
-          <w:lang w:val="es-MX"/>
-        </w:rPr>
-        <w:t xml:space="preserve"> </w:t>
-      </w:r>
-      <w:r>
-        <w:rPr>
-          <w:rFonts w:ascii="Arial" w:hAnsi="Arial" w:cs="Arial"/>
-          <w:b/>
+        <w:t xml:space="preserve">, quien cursa el </w:t>
+      </w:r>
+      <w:r>
+        <w:rPr>
+          <w:rFonts w:ascii="Arial" w:hAnsi="Arial" w:cs="Arial"/>
+          <w:b/>
+          <w:lang w:val="es-MX"/>
         </w:rPr>
         <w:t>{{</w:t>
       </w:r>
@@ -432,13 +579,39 @@
         <w:rPr>
           <w:rFonts w:ascii="Arial" w:hAnsi="Arial" w:cs="Arial"/>
           <w:b/>
-        </w:rPr>
-        <w:t>cedula_estudiante</w:t>
-      </w:r>
-      <w:r>
-        <w:rPr>
-          <w:rFonts w:ascii="Arial" w:hAnsi="Arial" w:cs="Arial"/>
-          <w:b/>
+          <w:lang w:val="es-MX"/>
+        </w:rPr>
+        <w:t xml:space="preserve"> </w:t>
+      </w:r>
+      <w:r>
+        <w:rPr>
+          <w:rFonts w:ascii="Arial" w:hAnsi="Arial" w:cs="Arial"/>
+          <w:b/>
+          <w:lang w:val="es-MX"/>
+        </w:rPr>
+        <w:t>semestre</w:t>
+      </w:r>
+      <w:r>
+        <w:rPr>
+          <w:rFonts w:ascii="Arial" w:hAnsi="Arial" w:cs="Arial"/>
+          <w:b/>
+          <w:lang w:val="es-MX"/>
+        </w:rPr>
+        <w:t xml:space="preserve"> | upper</w:t>
+      </w:r>
+      <w:r>
+        <w:rPr>
+          <w:rFonts w:ascii="Arial" w:hAnsi="Arial" w:cs="Arial"/>
+          <w:b/>
+          <w:lang w:val="es-MX"/>
+        </w:rPr>
+        <w:t xml:space="preserve"> </w:t>
+      </w:r>
+      <w:r>
+        <w:rPr>
+          <w:rFonts w:ascii="Arial" w:hAnsi="Arial" w:cs="Arial"/>
+          <w:b/>
+          <w:lang w:val="es-MX"/>
         </w:rPr>
         <w:t>}}</w:t>
       </w:r>
@@ -447,7 +620,7 @@
           <w:rFonts w:ascii="Arial" w:hAnsi="Arial" w:cs="Arial"/>
           <w:lang w:val="es-MX"/>
         </w:rPr>
-        <w:t xml:space="preserve">, quien cursa el </w:t>
+        <w:t xml:space="preserve"> semestre de la Carrera </w:t>
       </w:r>
       <w:r>
         <w:rPr>
@@ -463,30 +636,7 @@
           <w:b/>
           <w:lang w:val="es-MX"/>
         </w:rPr>
-        <w:t>semestre</w:t>
-      </w:r>
-      <w:r>
-        <w:rPr>
-          <w:rFonts w:ascii="Arial" w:hAnsi="Arial" w:cs="Arial"/>
-          <w:b/>
-          <w:lang w:val="es-MX"/>
-        </w:rPr>
-        <w:t>}}</w:t>
-      </w:r>
-      <w:r>
-        <w:rPr>
-          <w:rFonts w:ascii="Arial" w:hAnsi="Arial" w:cs="Arial"/>
-          <w:lang w:val="es-MX"/>
-        </w:rPr>
-        <w:t xml:space="preserve"> semestre de la Carrera </w:t>
-      </w:r>
-      <w:r>
-        <w:rPr>
-          <w:rFonts w:ascii="Arial" w:hAnsi="Arial" w:cs="Arial"/>
-          <w:b/>
-          <w:lang w:val="es-MX"/>
-        </w:rPr>
-        <w:t>{{</w:t>
+        <w:t xml:space="preserve"> </w:t>
       </w:r>
       <w:r>
         <w:rPr>
@@ -495,6 +645,22 @@
           <w:lang w:val="es-MX"/>
         </w:rPr>
         <w:t>carrera</w:t>
+      </w:r>
+      <w:r>
+        <w:rPr>
+          <w:rFonts w:ascii="Arial" w:hAnsi="Arial" w:cs="Arial"/>
+          <w:b/>
+          <w:lang w:val="es-MX"/>
+        </w:rPr>
+        <w:t xml:space="preserve"> | upper</w:t>
+      </w:r>
+      <w:r>
+        <w:rPr>
+          <w:rFonts w:ascii="Arial" w:hAnsi="Arial" w:cs="Arial"/>
+          <w:b/>
+          <w:lang w:val="es-MX"/>
+        </w:rPr>
+        <w:t xml:space="preserve"> </w:t>
       </w:r>
       <w:r>
         <w:rPr>
@@ -704,21 +870,14 @@
           <w:rFonts w:ascii="Arial" w:hAnsi="Arial" w:cs="Arial"/>
           <w:lang w:val="es-MX"/>
         </w:rPr>
-        <w:t>{{</w:t>
-      </w:r>
-      <w:r>
-        <w:rPr>
-          <w:rFonts w:ascii="Arial" w:hAnsi="Arial" w:cs="Arial"/>
-          <w:lang w:val="es-MX"/>
-        </w:rPr>
-        <w:t>inicio</w:t>
-      </w:r>
-      <w:r>
-        <w:rPr>
-          <w:rFonts w:ascii="Arial" w:hAnsi="Arial" w:cs="Arial"/>
-          <w:lang w:val="es-MX"/>
-        </w:rPr>
-        <w:t xml:space="preserve">}} </w:t>
+        <w:t>22/09/2025</w:t>
+      </w:r>
+      <w:r>
+        <w:rPr>
+          <w:rFonts w:ascii="Arial" w:hAnsi="Arial" w:cs="Arial"/>
+          <w:lang w:val="es-MX"/>
+        </w:rPr>
+        <w:t xml:space="preserve"> </w:t>
       </w:r>
       <w:r>
         <w:rPr>
@@ -920,12 +1079,6 @@
       </w:r>
     </w:p>
     <w:p>
-      <w:pPr>
-        <w:rPr>
-          <w:rFonts w:ascii="Arial" w:hAnsi="Arial" w:cs="Arial"/>
-          <w:lang w:val="es-MX"/>
-        </w:rPr>
-      </w:pPr>
       <w:r>
         <w:rPr>
           <w:rFonts w:ascii="Arial" w:hAnsi="Arial" w:cs="Arial"/>
@@ -961,8 +1114,6 @@
         </w:rPr>
         <w:t>de Extensión</w:t>
       </w:r>
-    </w:p>
-    <w:p>
       <w:r>
         <w:rPr>
           <w:rFonts w:ascii="Arial" w:hAnsi="Arial" w:cs="Arial"/>
@@ -996,7 +1147,7 @@
 </file>
 
 <file path=word/endnotes.xml><?xml version="1.0" encoding="utf-8"?>
-<w:endnotes xmlns:wpc="http://schemas.microsoft.com/office/word/2010/wordprocessingCanvas" xmlns:cx="http://schemas.microsoft.com/office/drawing/2014/chartex" xmlns:cx1="http://schemas.microsoft.com/office/drawing/2015/9/8/chartex" xmlns:cx2="http://schemas.microsoft.com/office/drawing/2015/10/21/chartex" xmlns:cx3="http://schemas.microsoft.com/office/drawing/2016/5/9/chartex" xmlns:cx4="http://schemas.microsoft.com/office/drawing/2016/5/10/chartex" xmlns:cx5="http://schemas.microsoft.com/office/drawing/2016/5/11/chartex" xmlns:cx6="http://schemas.microsoft.com/office/drawing/2016/5/12/chartex" xmlns:cx7="http://schemas.microsoft.com/office/drawing/2016/5/13/chartex" xmlns:cx8="http://schemas.microsoft.com/office/drawing/2016/5/14/chartex" xmlns:mc="http://schemas.openxmlformats.org/markup-compatibility/2006" xmlns:aink="http://schemas.microsoft.com/office/drawing/2016/ink" xmlns:am3d="http://schemas.microsoft.com/office/drawing/2017/model3d" xmlns:o="urn:schemas-microsoft-com:office:office" xmlns:r="http://schemas.openxmlformats.org/officeDocument/2006/relationships" xmlns:m="http://schemas.openxmlformats.org/officeDocument/2006/math" xmlns:v="urn:schemas-microsoft-com:vml" xmlns:wp14="http://schemas.microsoft.com/office/word/2010/wordprocessingDrawing" xmlns:wp="http://schemas.openxmlformats.org/drawingml/2006/wordprocessingDrawing" xmlns:w10="urn:schemas-microsoft-com:office:word" xmlns:w="http://schemas.openxmlformats.org/wordprocessingml/2006/main" xmlns:w14="http://schemas.microsoft.com/office/word/2010/wordml" xmlns:w15="http://schemas.microsoft.com/office/word/2012/wordml" xmlns:w16cex="http://schemas.microsoft.com/office/word/2018/wordml/cex" xmlns:w16cid="http://schemas.microsoft.com/office/word/2016/wordml/cid" xmlns:w16="http://schemas.microsoft.com/office/word/2018/wordml" xmlns:w16sdtdh="http://schemas.microsoft.com/office/word/2020/wordml/sdtdatahash" xmlns:w16se="http://schemas.microsoft.com/office/word/2015/wordml/symex" xmlns:wpg="http://schemas.microsoft.com/office/word/2010/wordprocessingGroup" xmlns:wpi="http://schemas.microsoft.com/office/word/2010/wordprocessingInk" xmlns:wne="http://schemas.microsoft.com/office/word/2006/wordml" xmlns:wps="http://schemas.microsoft.com/office/word/2010/wordprocessingShape" mc:Ignorable="w14 w15 w16se w16cid w16 w16cex w16sdtdh wp14">
+<w:endnotes xmlns:wpc="http://schemas.microsoft.com/office/word/2010/wordprocessingCanvas" xmlns:cx="http://schemas.microsoft.com/office/drawing/2014/chartex" xmlns:mc="http://schemas.openxmlformats.org/markup-compatibility/2006" xmlns:o="urn:schemas-microsoft-com:office:office" xmlns:r="http://schemas.openxmlformats.org/officeDocument/2006/relationships" xmlns:m="http://schemas.openxmlformats.org/officeDocument/2006/math" xmlns:v="urn:schemas-microsoft-com:vml" xmlns:wp14="http://schemas.microsoft.com/office/word/2010/wordprocessingDrawing" xmlns:wp="http://schemas.openxmlformats.org/drawingml/2006/wordprocessingDrawing" xmlns:w10="urn:schemas-microsoft-com:office:word" xmlns:w="http://schemas.openxmlformats.org/wordprocessingml/2006/main" xmlns:w14="http://schemas.microsoft.com/office/word/2010/wordml" xmlns:w15="http://schemas.microsoft.com/office/word/2012/wordml" xmlns:w16se="http://schemas.microsoft.com/office/word/2015/wordml/symex" xmlns:wpg="http://schemas.microsoft.com/office/word/2010/wordprocessingGroup" xmlns:wpi="http://schemas.microsoft.com/office/word/2010/wordprocessingInk" xmlns:wne="http://schemas.microsoft.com/office/word/2006/wordml" xmlns:wps="http://schemas.microsoft.com/office/word/2010/wordprocessingShape" mc:Ignorable="w14 w15 w16se wp14">
   <w:endnote w:type="separator" w:id="-1">
     <w:p>
       <w:r>
@@ -1015,7 +1166,7 @@
 </file>
 
 <file path=word/footnotes.xml><?xml version="1.0" encoding="utf-8"?>
-<w:footnotes xmlns:wpc="http://schemas.microsoft.com/office/word/2010/wordprocessingCanvas" xmlns:cx="http://schemas.microsoft.com/office/drawing/2014/chartex" xmlns:cx1="http://schemas.microsoft.com/office/drawing/2015/9/8/chartex" xmlns:cx2="http://schemas.microsoft.com/office/drawing/2015/10/21/chartex" xmlns:cx3="http://schemas.microsoft.com/office/drawing/2016/5/9/chartex" xmlns:cx4="http://schemas.microsoft.com/office/drawing/2016/5/10/chartex" xmlns:cx5="http://schemas.microsoft.com/office/drawing/2016/5/11/chartex" xmlns:cx6="http://schemas.microsoft.com/office/drawing/2016/5/12/chartex" xmlns:cx7="http://schemas.microsoft.com/office/drawing/2016/5/13/chartex" xmlns:cx8="http://schemas.microsoft.com/office/drawing/2016/5/14/chartex" xmlns:mc="http://schemas.openxmlformats.org/markup-compatibility/2006" xmlns:aink="http://schemas.microsoft.com/office/drawing/2016/ink" xmlns:am3d="http://schemas.microsoft.com/office/drawing/2017/model3d" xmlns:o="urn:schemas-microsoft-com:office:office" xmlns:r="http://schemas.openxmlformats.org/officeDocument/2006/relationships" xmlns:m="http://schemas.openxmlformats.org/officeDocument/2006/math" xmlns:v="urn:schemas-microsoft-com:vml" xmlns:wp14="http://schemas.microsoft.com/office/word/2010/wordprocessingDrawing" xmlns:wp="http://schemas.openxmlformats.org/drawingml/2006/wordprocessingDrawing" xmlns:w10="urn:schemas-microsoft-com:office:word" xmlns:w="http://schemas.openxmlformats.org/wordprocessingml/2006/main" xmlns:w14="http://schemas.microsoft.com/office/word/2010/wordml" xmlns:w15="http://schemas.microsoft.com/office/word/2012/wordml" xmlns:w16cex="http://schemas.microsoft.com/office/word/2018/wordml/cex" xmlns:w16cid="http://schemas.microsoft.com/office/word/2016/wordml/cid" xmlns:w16="http://schemas.microsoft.com/office/word/2018/wordml" xmlns:w16sdtdh="http://schemas.microsoft.com/office/word/2020/wordml/sdtdatahash" xmlns:w16se="http://schemas.microsoft.com/office/word/2015/wordml/symex" xmlns:wpg="http://schemas.microsoft.com/office/word/2010/wordprocessingGroup" xmlns:wpi="http://schemas.microsoft.com/office/word/2010/wordprocessingInk" xmlns:wne="http://schemas.microsoft.com/office/word/2006/wordml" xmlns:wps="http://schemas.microsoft.com/office/word/2010/wordprocessingShape" mc:Ignorable="w14 w15 w16se w16cid w16 w16cex w16sdtdh wp14">
+<w:footnotes xmlns:wpc="http://schemas.microsoft.com/office/word/2010/wordprocessingCanvas" xmlns:cx="http://schemas.microsoft.com/office/drawing/2014/chartex" xmlns:mc="http://schemas.openxmlformats.org/markup-compatibility/2006" xmlns:o="urn:schemas-microsoft-com:office:office" xmlns:r="http://schemas.openxmlformats.org/officeDocument/2006/relationships" xmlns:m="http://schemas.openxmlformats.org/officeDocument/2006/math" xmlns:v="urn:schemas-microsoft-com:vml" xmlns:wp14="http://schemas.microsoft.com/office/word/2010/wordprocessingDrawing" xmlns:wp="http://schemas.openxmlformats.org/drawingml/2006/wordprocessingDrawing" xmlns:w10="urn:schemas-microsoft-com:office:word" xmlns:w="http://schemas.openxmlformats.org/wordprocessingml/2006/main" xmlns:w14="http://schemas.microsoft.com/office/word/2010/wordml" xmlns:w15="http://schemas.microsoft.com/office/word/2012/wordml" xmlns:w16se="http://schemas.microsoft.com/office/word/2015/wordml/symex" xmlns:wpg="http://schemas.microsoft.com/office/word/2010/wordprocessingGroup" xmlns:wpi="http://schemas.microsoft.com/office/word/2010/wordprocessingInk" xmlns:wne="http://schemas.microsoft.com/office/word/2006/wordml" xmlns:wps="http://schemas.microsoft.com/office/word/2010/wordprocessingShape" mc:Ignorable="w14 w15 w16se wp14">
   <w:footnote w:type="separator" w:id="-1">
     <w:p>
       <w:r>
@@ -1034,7 +1185,7 @@
 </file>
 
 <file path=word/styles.xml><?xml version="1.0" encoding="utf-8"?>
-<w:styles xmlns:mc="http://schemas.openxmlformats.org/markup-compatibility/2006" xmlns:r="http://schemas.openxmlformats.org/officeDocument/2006/relationships" xmlns:w="http://schemas.openxmlformats.org/wordprocessingml/2006/main" xmlns:w14="http://schemas.microsoft.com/office/word/2010/wordml" xmlns:w15="http://schemas.microsoft.com/office/word/2012/wordml" xmlns:w16cex="http://schemas.microsoft.com/office/word/2018/wordml/cex" xmlns:w16cid="http://schemas.microsoft.com/office/word/2016/wordml/cid" xmlns:w16="http://schemas.microsoft.com/office/word/2018/wordml" xmlns:w16sdtdh="http://schemas.microsoft.com/office/word/2020/wordml/sdtdatahash" xmlns:w16se="http://schemas.microsoft.com/office/word/2015/wordml/symex" mc:Ignorable="w14 w15 w16se w16cid w16 w16cex w16sdtdh">
+<w:styles xmlns:mc="http://schemas.openxmlformats.org/markup-compatibility/2006" xmlns:r="http://schemas.openxmlformats.org/officeDocument/2006/relationships" xmlns:w="http://schemas.openxmlformats.org/wordprocessingml/2006/main" xmlns:w14="http://schemas.microsoft.com/office/word/2010/wordml" xmlns:w15="http://schemas.microsoft.com/office/word/2012/wordml" xmlns:w16se="http://schemas.microsoft.com/office/word/2015/wordml/symex" mc:Ignorable="w14 w15 w16se">
   <w:docDefaults>
     <w:rPrDefault>
       <w:rPr>
@@ -1050,7 +1201,7 @@
       </w:pPr>
     </w:pPrDefault>
   </w:docDefaults>
-  <w:latentStyles w:defLockedState="0" w:defUIPriority="99" w:defSemiHidden="0" w:defUnhideWhenUsed="0" w:defQFormat="0" w:count="376">
+  <w:latentStyles w:defLockedState="0" w:defUIPriority="99" w:defSemiHidden="0" w:defUnhideWhenUsed="0" w:defQFormat="0" w:count="371">
     <w:lsdException w:name="Normal" w:uiPriority="0" w:qFormat="1"/>
     <w:lsdException w:name="heading 1" w:uiPriority="9" w:qFormat="1"/>
     <w:lsdException w:name="heading 2" w:semiHidden="1" w:uiPriority="9" w:unhideWhenUsed="1" w:qFormat="1"/>
@@ -1156,6 +1307,7 @@
     <w:lsdException w:name="HTML Sample" w:semiHidden="1" w:unhideWhenUsed="1"/>
     <w:lsdException w:name="HTML Typewriter" w:semiHidden="1" w:unhideWhenUsed="1"/>
     <w:lsdException w:name="HTML Variable" w:semiHidden="1" w:unhideWhenUsed="1"/>
+    <w:lsdException w:name="Normal Table" w:semiHidden="1" w:unhideWhenUsed="1"/>
     <w:lsdException w:name="annotation subject" w:semiHidden="1" w:unhideWhenUsed="1"/>
     <w:lsdException w:name="No List" w:semiHidden="1" w:unhideWhenUsed="1"/>
     <w:lsdException w:name="Outline List 1" w:semiHidden="1" w:unhideWhenUsed="1"/>
@@ -1198,8 +1350,11 @@
     <w:lsdException w:name="Table Contemporary" w:semiHidden="1" w:unhideWhenUsed="1"/>
     <w:lsdException w:name="Table Elegant" w:semiHidden="1" w:unhideWhenUsed="1"/>
     <w:lsdException w:name="Table Professional" w:semiHidden="1" w:unhideWhenUsed="1"/>
+    <w:lsdException w:name="Table Subtle 1" w:semiHidden="1" w:unhideWhenUsed="1"/>
     <w:lsdException w:name="Table Subtle 2" w:semiHidden="1" w:unhideWhenUsed="1"/>
     <w:lsdException w:name="Table Web 1" w:semiHidden="1" w:unhideWhenUsed="1"/>
+    <w:lsdException w:name="Table Web 2" w:semiHidden="1" w:unhideWhenUsed="1"/>
+    <w:lsdException w:name="Table Web 3" w:semiHidden="1" w:unhideWhenUsed="1"/>
     <w:lsdException w:name="Balloon Text" w:semiHidden="1" w:unhideWhenUsed="1"/>
     <w:lsdException w:name="Table Grid" w:uiPriority="39"/>
     <w:lsdException w:name="Table Theme" w:semiHidden="1" w:unhideWhenUsed="1"/>
@@ -1418,11 +1573,6 @@
     <w:lsdException w:name="List Table 5 Dark Accent 6" w:uiPriority="50"/>
     <w:lsdException w:name="List Table 6 Colorful Accent 6" w:uiPriority="51"/>
     <w:lsdException w:name="List Table 7 Colorful Accent 6" w:uiPriority="52"/>
-    <w:lsdException w:name="Mention" w:semiHidden="1" w:unhideWhenUsed="1"/>
-    <w:lsdException w:name="Smart Hyperlink" w:semiHidden="1" w:unhideWhenUsed="1"/>
-    <w:lsdException w:name="Hashtag" w:semiHidden="1" w:unhideWhenUsed="1"/>
-    <w:lsdException w:name="Unresolved Mention" w:semiHidden="1" w:unhideWhenUsed="1"/>
-    <w:lsdException w:name="Smart Link" w:semiHidden="1" w:unhideWhenUsed="1"/>
   </w:latentStyles>
   <w:style w:type="paragraph" w:default="1" w:styleId="Normal">
     <w:name w:val="Normal"/>

--- a/formatos/1. CARTA SOLICITUD DE PASANTIA.docx
+++ b/formatos/1. CARTA SOLICITUD DE PASANTIA.docx
@@ -135,7 +135,28 @@
           <w:rFonts w:ascii="Arial" w:hAnsi="Arial" w:cs="Arial"/>
           <w:b/>
         </w:rPr>
-        <w:t>KADHIR PERNIA</w:t>
+        <w:t>{{</w:t>
+      </w:r>
+      <w:r>
+        <w:rPr>
+          <w:rFonts w:ascii="Arial" w:hAnsi="Arial" w:cs="Arial"/>
+          <w:b/>
+        </w:rPr>
+        <w:t xml:space="preserve"> jefe_encargado</w:t>
+      </w:r>
+      <w:r>
+        <w:rPr>
+          <w:rFonts w:ascii="Arial" w:hAnsi="Arial" w:cs="Arial"/>
+          <w:b/>
+        </w:rPr>
+        <w:t>_empresa</w:t>
+      </w:r>
+      <w:r>
+        <w:rPr>
+          <w:rFonts w:ascii="Arial" w:hAnsi="Arial" w:cs="Arial"/>
+          <w:b/>
+        </w:rPr>
+        <w:t xml:space="preserve"> }}</w:t>
       </w:r>
     </w:p>
     <w:p>
@@ -151,21 +172,23 @@
           <w:rFonts w:ascii="Arial" w:hAnsi="Arial" w:cs="Arial"/>
           <w:b/>
         </w:rPr>
-        <w:t>JEFE</w:t>
-      </w:r>
-      <w:r>
-        <w:rPr>
-          <w:rFonts w:ascii="Arial" w:hAnsi="Arial" w:cs="Arial"/>
-          <w:b/>
-        </w:rPr>
-        <w:t xml:space="preserve"> </w:t>
-      </w:r>
-      <w:r>
-        <w:rPr>
-          <w:rFonts w:ascii="Arial" w:hAnsi="Arial" w:cs="Arial"/>
-          <w:b/>
-        </w:rPr>
-        <w:t>TALENTO HUMANO ALCALDIA DEL MUNICIPIO CARDENAS, SAN CRISTOBAL, ESTADO TACHIRA</w:t>
+        <w:t xml:space="preserve">{{ </w:t>
+      </w:r>
+      <w:r>
+        <w:rPr>
+          <w:rFonts w:ascii="Arial" w:hAnsi="Arial" w:cs="Arial"/>
+          <w:b/>
+        </w:rPr>
+        <w:t>cargo_empresa</w:t>
+      </w:r>
+      <w:bookmarkStart w:id="0" w:name="_GoBack"/>
+      <w:bookmarkEnd w:id="0"/>
+      <w:r>
+        <w:rPr>
+          <w:rFonts w:ascii="Arial" w:hAnsi="Arial" w:cs="Arial"/>
+          <w:b/>
+        </w:rPr>
+        <w:t xml:space="preserve"> }}</w:t>
       </w:r>
     </w:p>
     <w:p>
@@ -258,28 +281,40 @@
           <w:b/>
           <w:lang w:val="es-MX"/>
         </w:rPr>
+        <w:t>estudiante | completo | capitalize</w:t>
+      </w:r>
+      <w:r>
+        <w:rPr>
+          <w:rFonts w:ascii="Arial" w:hAnsi="Arial" w:cs="Arial"/>
+          <w:b/>
+          <w:lang w:val="es-MX"/>
+        </w:rPr>
         <w:t xml:space="preserve"> </w:t>
       </w:r>
       <w:r>
         <w:rPr>
           <w:rFonts w:ascii="Arial" w:hAnsi="Arial" w:cs="Arial"/>
           <w:b/>
-          <w:lang w:val="es-MX"/>
-        </w:rPr>
-        <w:t xml:space="preserve">estudiante.primer_nombre | </w:t>
-      </w:r>
-      <w:r>
-        <w:rPr>
-          <w:rFonts w:ascii="Arial" w:hAnsi="Arial" w:cs="Arial"/>
-          <w:b/>
-          <w:lang w:val="es-MX"/>
-        </w:rPr>
-        <w:t>capitalize</w:t>
-      </w:r>
-      <w:r>
-        <w:rPr>
-          <w:rFonts w:ascii="Arial" w:hAnsi="Arial" w:cs="Arial"/>
-          <w:b/>
+        </w:rPr>
+        <w:t>}}</w:t>
+      </w:r>
+      <w:r>
+        <w:rPr>
+          <w:rFonts w:ascii="Arial" w:hAnsi="Arial" w:cs="Arial"/>
+          <w:lang w:val="es-MX"/>
+        </w:rPr>
+        <w:t>, portador</w:t>
+      </w:r>
+      <w:r>
+        <w:rPr>
+          <w:rFonts w:ascii="Arial" w:hAnsi="Arial" w:cs="Arial"/>
+          <w:lang w:val="es-MX"/>
+        </w:rPr>
+        <w:t xml:space="preserve"> de la Cédula de Identidad N°</w:t>
+      </w:r>
+      <w:r>
+        <w:rPr>
+          <w:rFonts w:ascii="Arial" w:hAnsi="Arial" w:cs="Arial"/>
           <w:lang w:val="es-MX"/>
         </w:rPr>
         <w:t xml:space="preserve"> </w:t>
@@ -290,12 +325,70 @@
           <w:b/>
           <w:lang w:val="es-MX"/>
         </w:rPr>
+        <w:t>V-</w:t>
+      </w:r>
+      <w:r>
+        <w:rPr>
+          <w:rFonts w:ascii="Arial" w:hAnsi="Arial" w:cs="Arial"/>
+          <w:lang w:val="es-MX"/>
+        </w:rPr>
+        <w:t xml:space="preserve"> </w:t>
+      </w:r>
+      <w:r>
+        <w:rPr>
+          <w:rFonts w:ascii="Arial" w:hAnsi="Arial" w:cs="Arial"/>
+          <w:b/>
+        </w:rPr>
+        <w:t>{{</w:t>
+      </w:r>
+      <w:r>
+        <w:rPr>
+          <w:rFonts w:ascii="Arial" w:hAnsi="Arial" w:cs="Arial"/>
+          <w:b/>
+        </w:rPr>
+        <w:t xml:space="preserve"> </w:t>
+      </w:r>
+      <w:r>
+        <w:rPr>
+          <w:rFonts w:ascii="Arial" w:hAnsi="Arial" w:cs="Arial"/>
+          <w:b/>
+        </w:rPr>
+        <w:t xml:space="preserve">estudiante.cedula </w:t>
+      </w:r>
+      <w:r>
+        <w:rPr>
+          <w:rFonts w:ascii="Arial" w:hAnsi="Arial" w:cs="Arial"/>
+          <w:b/>
+        </w:rPr>
+        <w:t>| miles</w:t>
+      </w:r>
+      <w:r>
+        <w:rPr>
+          <w:rFonts w:ascii="Arial" w:hAnsi="Arial" w:cs="Arial"/>
+          <w:b/>
+        </w:rPr>
         <w:t>}}</w:t>
       </w:r>
       <w:r>
         <w:rPr>
           <w:rFonts w:ascii="Arial" w:hAnsi="Arial" w:cs="Arial"/>
-          <w:b/>
+          <w:lang w:val="es-MX"/>
+        </w:rPr>
+        <w:t xml:space="preserve">, quien cursa el </w:t>
+      </w:r>
+      <w:r>
+        <w:rPr>
+          <w:rFonts w:ascii="Arial" w:hAnsi="Arial" w:cs="Arial"/>
+          <w:b/>
+          <w:lang w:val="es-MX"/>
+        </w:rPr>
+        <w:t>{{</w:t>
+      </w:r>
+      <w:r>
+        <w:rPr>
+          <w:rFonts w:ascii="Arial" w:hAnsi="Arial" w:cs="Arial"/>
+          <w:b/>
+          <w:lang w:val="es-MX"/>
         </w:rPr>
         <w:t xml:space="preserve"> </w:t>
       </w:r>
@@ -303,293 +396,17 @@
         <w:rPr>
           <w:rFonts w:ascii="Arial" w:hAnsi="Arial" w:cs="Arial"/>
           <w:b/>
-        </w:rPr>
-        <w:t>{{</w:t>
-      </w:r>
-      <w:r>
-        <w:rPr>
-          <w:rFonts w:ascii="Arial" w:hAnsi="Arial" w:cs="Arial"/>
-          <w:b/>
-          <w:lang w:val="es-MX"/>
-        </w:rPr>
-        <w:t xml:space="preserve"> </w:t>
-      </w:r>
-      <w:r>
-        <w:rPr>
-          <w:rFonts w:ascii="Arial" w:hAnsi="Arial" w:cs="Arial"/>
-          <w:b/>
-          <w:lang w:val="es-MX"/>
-        </w:rPr>
-        <w:t xml:space="preserve">estudiante.segundo_nombre </w:t>
-      </w:r>
-      <w:r>
-        <w:rPr>
-          <w:rFonts w:ascii="Arial" w:hAnsi="Arial" w:cs="Arial"/>
-          <w:b/>
-        </w:rPr>
-        <w:t xml:space="preserve">| default("") </w:t>
-      </w:r>
-      <w:r>
-        <w:rPr>
-          <w:rFonts w:ascii="Arial" w:hAnsi="Arial" w:cs="Arial"/>
-          <w:b/>
-        </w:rPr>
-        <w:t>|</w:t>
-      </w:r>
-      <w:r>
-        <w:rPr>
-          <w:rFonts w:ascii="Arial" w:hAnsi="Arial" w:cs="Arial"/>
-          <w:b/>
-        </w:rPr>
-        <w:t xml:space="preserve"> </w:t>
-      </w:r>
-      <w:r>
-        <w:rPr>
-          <w:rFonts w:ascii="Arial" w:hAnsi="Arial" w:cs="Arial"/>
-          <w:b/>
-          <w:lang w:val="es-MX"/>
-        </w:rPr>
-        <w:t>capitalize</w:t>
-      </w:r>
-      <w:r>
-        <w:rPr>
-          <w:rFonts w:ascii="Arial" w:hAnsi="Arial" w:cs="Arial"/>
-          <w:b/>
-          <w:lang w:val="es-MX"/>
-        </w:rPr>
-        <w:t xml:space="preserve"> </w:t>
-      </w:r>
-      <w:r>
-        <w:rPr>
-          <w:rFonts w:ascii="Arial" w:hAnsi="Arial" w:cs="Arial"/>
-          <w:b/>
-        </w:rPr>
-        <w:t xml:space="preserve">}} </w:t>
-      </w:r>
-      <w:r>
-        <w:rPr>
-          <w:rFonts w:ascii="Arial" w:hAnsi="Arial" w:cs="Arial"/>
-          <w:b/>
-          <w:lang w:val="es-MX"/>
-        </w:rPr>
-        <w:t>{{</w:t>
-      </w:r>
-      <w:r>
-        <w:rPr>
-          <w:rFonts w:ascii="Arial" w:hAnsi="Arial" w:cs="Arial"/>
-          <w:b/>
-          <w:lang w:val="es-MX"/>
-        </w:rPr>
-        <w:t xml:space="preserve"> </w:t>
-      </w:r>
-      <w:r>
-        <w:rPr>
-          <w:rFonts w:ascii="Arial" w:hAnsi="Arial" w:cs="Arial"/>
-          <w:b/>
-          <w:lang w:val="es-MX"/>
-        </w:rPr>
-        <w:t xml:space="preserve">estudiante.primer_apellido | </w:t>
-      </w:r>
-      <w:r>
-        <w:rPr>
-          <w:rFonts w:ascii="Arial" w:hAnsi="Arial" w:cs="Arial"/>
-          <w:b/>
-          <w:lang w:val="es-MX"/>
-        </w:rPr>
-        <w:t>capitalize</w:t>
-      </w:r>
-      <w:r>
-        <w:rPr>
-          <w:rFonts w:ascii="Arial" w:hAnsi="Arial" w:cs="Arial"/>
-          <w:b/>
-          <w:lang w:val="es-MX"/>
-        </w:rPr>
-        <w:t xml:space="preserve"> }</w:t>
-      </w:r>
-      <w:r>
-        <w:rPr>
-          <w:rFonts w:ascii="Arial" w:hAnsi="Arial" w:cs="Arial"/>
-          <w:b/>
-        </w:rPr>
-        <w:t>}</w:t>
-      </w:r>
-      <w:r>
-        <w:rPr>
-          <w:rFonts w:ascii="Arial" w:hAnsi="Arial" w:cs="Arial"/>
-          <w:b/>
-        </w:rPr>
-        <w:t xml:space="preserve"> </w:t>
-      </w:r>
-      <w:r>
-        <w:rPr>
-          <w:rFonts w:ascii="Arial" w:hAnsi="Arial" w:cs="Arial"/>
-          <w:b/>
-        </w:rPr>
-        <w:t>{{</w:t>
-      </w:r>
-      <w:r>
-        <w:rPr>
-          <w:rFonts w:ascii="Arial" w:hAnsi="Arial" w:cs="Arial"/>
-          <w:b/>
-          <w:lang w:val="es-MX"/>
-        </w:rPr>
-        <w:t xml:space="preserve"> </w:t>
-      </w:r>
-      <w:r>
-        <w:rPr>
-          <w:rFonts w:ascii="Arial" w:hAnsi="Arial" w:cs="Arial"/>
-          <w:b/>
-          <w:lang w:val="es-MX"/>
-        </w:rPr>
-        <w:t xml:space="preserve">estudiante.segundo_nombre </w:t>
-      </w:r>
-      <w:r>
-        <w:rPr>
-          <w:rFonts w:ascii="Arial" w:hAnsi="Arial" w:cs="Arial"/>
-          <w:b/>
-        </w:rPr>
-        <w:t xml:space="preserve">| default("") </w:t>
-      </w:r>
-      <w:r>
-        <w:rPr>
-          <w:rFonts w:ascii="Arial" w:hAnsi="Arial" w:cs="Arial"/>
-          <w:b/>
-        </w:rPr>
-        <w:t>|</w:t>
-      </w:r>
-      <w:r>
-        <w:rPr>
-          <w:rFonts w:ascii="Arial" w:hAnsi="Arial" w:cs="Arial"/>
-          <w:b/>
-        </w:rPr>
-        <w:t xml:space="preserve"> </w:t>
-      </w:r>
-      <w:r>
-        <w:rPr>
-          <w:rFonts w:ascii="Arial" w:hAnsi="Arial" w:cs="Arial"/>
-          <w:b/>
-          <w:lang w:val="es-MX"/>
-        </w:rPr>
-        <w:t>capitalize</w:t>
-      </w:r>
-      <w:r>
-        <w:rPr>
-          <w:rFonts w:ascii="Arial" w:hAnsi="Arial" w:cs="Arial"/>
-          <w:b/>
-          <w:lang w:val="es-MX"/>
-        </w:rPr>
-        <w:t xml:space="preserve"> </w:t>
-      </w:r>
-      <w:r>
-        <w:rPr>
-          <w:rFonts w:ascii="Arial" w:hAnsi="Arial" w:cs="Arial"/>
-          <w:b/>
-        </w:rPr>
-        <w:t>}}</w:t>
-      </w:r>
-      <w:r>
-        <w:rPr>
-          <w:rFonts w:ascii="Arial" w:hAnsi="Arial" w:cs="Arial"/>
-          <w:lang w:val="es-MX"/>
-        </w:rPr>
-        <w:t>, portador</w:t>
-      </w:r>
-      <w:r>
-        <w:rPr>
-          <w:rFonts w:ascii="Arial" w:hAnsi="Arial" w:cs="Arial"/>
-          <w:lang w:val="es-MX"/>
-        </w:rPr>
-        <w:t xml:space="preserve"> de la Cédula de Identidad N°</w:t>
-      </w:r>
-      <w:r>
-        <w:rPr>
-          <w:rFonts w:ascii="Arial" w:hAnsi="Arial" w:cs="Arial"/>
-          <w:lang w:val="es-MX"/>
-        </w:rPr>
-        <w:t xml:space="preserve"> </w:t>
-      </w:r>
-      <w:r>
-        <w:rPr>
-          <w:rFonts w:ascii="Arial" w:hAnsi="Arial" w:cs="Arial"/>
-          <w:b/>
-          <w:lang w:val="es-MX"/>
-        </w:rPr>
-        <w:t>V-</w:t>
-      </w:r>
-      <w:r>
-        <w:rPr>
-          <w:rFonts w:ascii="Arial" w:hAnsi="Arial" w:cs="Arial"/>
-          <w:lang w:val="es-MX"/>
-        </w:rPr>
-        <w:t xml:space="preserve"> </w:t>
-      </w:r>
-      <w:r>
-        <w:rPr>
-          <w:rFonts w:ascii="Arial" w:hAnsi="Arial" w:cs="Arial"/>
-          <w:b/>
-        </w:rPr>
-        <w:t>{{</w:t>
-      </w:r>
-      <w:r>
-        <w:rPr>
-          <w:rFonts w:ascii="Arial" w:hAnsi="Arial" w:cs="Arial"/>
-          <w:b/>
-        </w:rPr>
-        <w:t xml:space="preserve"> </w:t>
-      </w:r>
-      <w:r>
-        <w:rPr>
-          <w:rFonts w:ascii="Arial" w:hAnsi="Arial" w:cs="Arial"/>
-          <w:b/>
-        </w:rPr>
-        <w:t xml:space="preserve">estudiante.cedula </w:t>
-      </w:r>
-      <w:r>
-        <w:rPr>
-          <w:rFonts w:ascii="Arial" w:hAnsi="Arial" w:cs="Arial"/>
-          <w:b/>
-        </w:rPr>
-        <w:t>| miles</w:t>
-      </w:r>
-      <w:bookmarkStart w:id="0" w:name="_GoBack"/>
-      <w:bookmarkEnd w:id="0"/>
-      <w:r>
-        <w:rPr>
-          <w:rFonts w:ascii="Arial" w:hAnsi="Arial" w:cs="Arial"/>
-          <w:b/>
-        </w:rPr>
-        <w:t>}}</w:t>
-      </w:r>
-      <w:r>
-        <w:rPr>
-          <w:rFonts w:ascii="Arial" w:hAnsi="Arial" w:cs="Arial"/>
-          <w:lang w:val="es-MX"/>
-        </w:rPr>
-        <w:t xml:space="preserve">, quien cursa el </w:t>
-      </w:r>
-      <w:r>
-        <w:rPr>
-          <w:rFonts w:ascii="Arial" w:hAnsi="Arial" w:cs="Arial"/>
-          <w:b/>
-          <w:lang w:val="es-MX"/>
-        </w:rPr>
-        <w:t>{{</w:t>
-      </w:r>
-      <w:r>
-        <w:rPr>
-          <w:rFonts w:ascii="Arial" w:hAnsi="Arial" w:cs="Arial"/>
-          <w:b/>
-          <w:lang w:val="es-MX"/>
-        </w:rPr>
-        <w:t xml:space="preserve"> </w:t>
-      </w:r>
-      <w:r>
-        <w:rPr>
-          <w:rFonts w:ascii="Arial" w:hAnsi="Arial" w:cs="Arial"/>
-          <w:b/>
           <w:lang w:val="es-MX"/>
         </w:rPr>
         <w:t>semestre</w:t>
+      </w:r>
+      <w:r>
+        <w:rPr>
+          <w:rFonts w:ascii="Arial" w:hAnsi="Arial" w:cs="Arial"/>
+          <w:b/>
+          <w:lang w:val="es-MX"/>
+        </w:rPr>
+        <w:t xml:space="preserve"> | romanos</w:t>
       </w:r>
       <w:r>
         <w:rPr>
@@ -842,7 +659,7 @@
           <w:rFonts w:ascii="Arial" w:hAnsi="Arial" w:cs="Arial"/>
           <w:lang w:val="es-MX"/>
         </w:rPr>
-        <w:t>lapso_academico</w:t>
+        <w:t>lapso</w:t>
       </w:r>
       <w:r>
         <w:rPr>
@@ -870,7 +687,7 @@
           <w:rFonts w:ascii="Arial" w:hAnsi="Arial" w:cs="Arial"/>
           <w:lang w:val="es-MX"/>
         </w:rPr>
-        <w:t>22/09/2025</w:t>
+        <w:t>{{inicio_lapso}}</w:t>
       </w:r>
       <w:r>
         <w:rPr>
@@ -898,42 +715,7 @@
           <w:rFonts w:ascii="Arial" w:hAnsi="Arial" w:cs="Arial"/>
           <w:lang w:val="es-MX"/>
         </w:rPr>
-        <w:t>0</w:t>
-      </w:r>
-      <w:r>
-        <w:rPr>
-          <w:rFonts w:ascii="Arial" w:hAnsi="Arial" w:cs="Arial"/>
-          <w:lang w:val="es-MX"/>
-        </w:rPr>
-        <w:t>2</w:t>
-      </w:r>
-      <w:r>
-        <w:rPr>
-          <w:rFonts w:ascii="Arial" w:hAnsi="Arial" w:cs="Arial"/>
-          <w:lang w:val="es-MX"/>
-        </w:rPr>
-        <w:t>/0</w:t>
-      </w:r>
-      <w:r>
-        <w:rPr>
-          <w:rFonts w:ascii="Arial" w:hAnsi="Arial" w:cs="Arial"/>
-          <w:lang w:val="es-MX"/>
-        </w:rPr>
-        <w:t>2</w:t>
-      </w:r>
-      <w:r>
-        <w:rPr>
-          <w:rFonts w:ascii="Arial" w:hAnsi="Arial" w:cs="Arial"/>
-          <w:lang w:val="es-MX"/>
-        </w:rPr>
-        <w:t>/202</w:t>
-      </w:r>
-      <w:r>
-        <w:rPr>
-          <w:rFonts w:ascii="Arial" w:hAnsi="Arial" w:cs="Arial"/>
-          <w:lang w:val="es-MX"/>
-        </w:rPr>
-        <w:t>6</w:t>
+        <w:t>{{final_lapso}}</w:t>
       </w:r>
       <w:r>
         <w:rPr>
@@ -1075,7 +857,21 @@
           <w:rFonts w:ascii="Arial" w:hAnsi="Arial" w:cs="Arial"/>
           <w:lang w:val="es-MX"/>
         </w:rPr>
-        <w:t xml:space="preserve">          Jefe de Pasantía                                              Lcda. María Mas y Rubí                                                                               </w:t>
+        <w:t xml:space="preserve">          Jefe de Pasantía                                              Lcda. </w:t>
+      </w:r>
+      <w:r>
+        <w:rPr>
+          <w:rFonts w:ascii="Arial" w:hAnsi="Arial" w:cs="Arial"/>
+          <w:lang w:val="es-MX"/>
+        </w:rPr>
+        <w:t>{{ coordinadora }}</w:t>
+      </w:r>
+      <w:r>
+        <w:rPr>
+          <w:rFonts w:ascii="Arial" w:hAnsi="Arial" w:cs="Arial"/>
+          <w:lang w:val="es-MX"/>
+        </w:rPr>
+        <w:t xml:space="preserve">                                                                               </w:t>
       </w:r>
     </w:p>
     <w:p>

--- a/formatos/1. CARTA SOLICITUD DE PASANTIA.docx
+++ b/formatos/1. CARTA SOLICITUD DE PASANTIA.docx
@@ -1,6 +1,6 @@
 
 <file path=word/document.xml><?xml version="1.0" encoding="utf-8"?>
-<w:document xmlns:wpc="http://schemas.microsoft.com/office/word/2010/wordprocessingCanvas" xmlns:cx="http://schemas.microsoft.com/office/drawing/2014/chartex" xmlns:mc="http://schemas.openxmlformats.org/markup-compatibility/2006" xmlns:o="urn:schemas-microsoft-com:office:office" xmlns:r="http://schemas.openxmlformats.org/officeDocument/2006/relationships" xmlns:m="http://schemas.openxmlformats.org/officeDocument/2006/math" xmlns:v="urn:schemas-microsoft-com:vml" xmlns:wp14="http://schemas.microsoft.com/office/word/2010/wordprocessingDrawing" xmlns:wp="http://schemas.openxmlformats.org/drawingml/2006/wordprocessingDrawing" xmlns:w10="urn:schemas-microsoft-com:office:word" xmlns:w="http://schemas.openxmlformats.org/wordprocessingml/2006/main" xmlns:w14="http://schemas.microsoft.com/office/word/2010/wordml" xmlns:w15="http://schemas.microsoft.com/office/word/2012/wordml" xmlns:w16se="http://schemas.microsoft.com/office/word/2015/wordml/symex" xmlns:wpg="http://schemas.microsoft.com/office/word/2010/wordprocessingGroup" xmlns:wpi="http://schemas.microsoft.com/office/word/2010/wordprocessingInk" xmlns:wne="http://schemas.microsoft.com/office/word/2006/wordml" xmlns:wps="http://schemas.microsoft.com/office/word/2010/wordprocessingShape" mc:Ignorable="w14 w15 w16se wp14">
+<w:document xmlns:wpc="http://schemas.microsoft.com/office/word/2010/wordprocessingCanvas" xmlns:cx="http://schemas.microsoft.com/office/drawing/2014/chartex" xmlns:cx1="http://schemas.microsoft.com/office/drawing/2015/9/8/chartex" xmlns:cx2="http://schemas.microsoft.com/office/drawing/2015/10/21/chartex" xmlns:cx3="http://schemas.microsoft.com/office/drawing/2016/5/9/chartex" xmlns:cx4="http://schemas.microsoft.com/office/drawing/2016/5/10/chartex" xmlns:cx5="http://schemas.microsoft.com/office/drawing/2016/5/11/chartex" xmlns:cx6="http://schemas.microsoft.com/office/drawing/2016/5/12/chartex" xmlns:cx7="http://schemas.microsoft.com/office/drawing/2016/5/13/chartex" xmlns:cx8="http://schemas.microsoft.com/office/drawing/2016/5/14/chartex" xmlns:mc="http://schemas.openxmlformats.org/markup-compatibility/2006" xmlns:aink="http://schemas.microsoft.com/office/drawing/2016/ink" xmlns:am3d="http://schemas.microsoft.com/office/drawing/2017/model3d" xmlns:o="urn:schemas-microsoft-com:office:office" xmlns:r="http://schemas.openxmlformats.org/officeDocument/2006/relationships" xmlns:m="http://schemas.openxmlformats.org/officeDocument/2006/math" xmlns:v="urn:schemas-microsoft-com:vml" xmlns:wp14="http://schemas.microsoft.com/office/word/2010/wordprocessingDrawing" xmlns:wp="http://schemas.openxmlformats.org/drawingml/2006/wordprocessingDrawing" xmlns:w10="urn:schemas-microsoft-com:office:word" xmlns:w="http://schemas.openxmlformats.org/wordprocessingml/2006/main" xmlns:w14="http://schemas.microsoft.com/office/word/2010/wordml" xmlns:w15="http://schemas.microsoft.com/office/word/2012/wordml" xmlns:w16cex="http://schemas.microsoft.com/office/word/2018/wordml/cex" xmlns:w16cid="http://schemas.microsoft.com/office/word/2016/wordml/cid" xmlns:w16="http://schemas.microsoft.com/office/word/2018/wordml" xmlns:w16sdtdh="http://schemas.microsoft.com/office/word/2020/wordml/sdtdatahash" xmlns:w16se="http://schemas.microsoft.com/office/word/2015/wordml/symex" xmlns:wpg="http://schemas.microsoft.com/office/word/2010/wordprocessingGroup" xmlns:wpi="http://schemas.microsoft.com/office/word/2010/wordprocessingInk" xmlns:wne="http://schemas.microsoft.com/office/word/2006/wordml" xmlns:wps="http://schemas.microsoft.com/office/word/2010/wordprocessingShape" mc:Ignorable="w14 w15 w16se w16cid w16 w16cex w16sdtdh wp14">
   <w:body>
     <w:p>
       <w:pPr>
@@ -63,6 +63,7 @@
         </w:rPr>
         <w:t xml:space="preserve">, </w:t>
       </w:r>
+      <w:proofErr w:type="gramStart"/>
       <w:r>
         <w:rPr>
           <w:rFonts w:ascii="Arial" w:hAnsi="Arial" w:cs="Arial"/>
@@ -82,8 +83,25 @@
           <w:rFonts w:ascii="Arial" w:hAnsi="Arial" w:cs="Arial"/>
           <w:lang w:val="es-MX"/>
         </w:rPr>
-        <w:t>hoy | fecha_es</w:t>
-      </w:r>
+        <w:t>hoy</w:t>
+      </w:r>
+      <w:proofErr w:type="gramEnd"/>
+      <w:r>
+        <w:rPr>
+          <w:rFonts w:ascii="Arial" w:hAnsi="Arial" w:cs="Arial"/>
+          <w:lang w:val="es-MX"/>
+        </w:rPr>
+        <w:t xml:space="preserve"> | </w:t>
+      </w:r>
+      <w:proofErr w:type="spellStart"/>
+      <w:r>
+        <w:rPr>
+          <w:rFonts w:ascii="Arial" w:hAnsi="Arial" w:cs="Arial"/>
+          <w:lang w:val="es-MX"/>
+        </w:rPr>
+        <w:t>fecha_es</w:t>
+      </w:r>
+      <w:proofErr w:type="spellEnd"/>
       <w:r>
         <w:rPr>
           <w:rFonts w:ascii="Arial" w:hAnsi="Arial" w:cs="Arial"/>
@@ -123,13 +141,7 @@
           <w:b/>
         </w:rPr>
       </w:pPr>
-      <w:r>
-        <w:rPr>
-          <w:rFonts w:ascii="Arial" w:hAnsi="Arial" w:cs="Arial"/>
-          <w:b/>
-        </w:rPr>
-        <w:t xml:space="preserve">LCDA. </w:t>
-      </w:r>
+      <w:proofErr w:type="gramStart"/>
       <w:r>
         <w:rPr>
           <w:rFonts w:ascii="Arial" w:hAnsi="Arial" w:cs="Arial"/>
@@ -142,8 +154,17 @@
           <w:rFonts w:ascii="Arial" w:hAnsi="Arial" w:cs="Arial"/>
           <w:b/>
         </w:rPr>
-        <w:t xml:space="preserve"> jefe_encargado</w:t>
-      </w:r>
+        <w:t xml:space="preserve"> </w:t>
+      </w:r>
+      <w:proofErr w:type="spellStart"/>
+      <w:r>
+        <w:rPr>
+          <w:rFonts w:ascii="Arial" w:hAnsi="Arial" w:cs="Arial"/>
+          <w:b/>
+        </w:rPr>
+        <w:t>autoridad</w:t>
+      </w:r>
+      <w:proofErr w:type="gramEnd"/>
       <w:r>
         <w:rPr>
           <w:rFonts w:ascii="Arial" w:hAnsi="Arial" w:cs="Arial"/>
@@ -151,12 +172,20 @@
         </w:rPr>
         <w:t>_empresa</w:t>
       </w:r>
-      <w:r>
-        <w:rPr>
-          <w:rFonts w:ascii="Arial" w:hAnsi="Arial" w:cs="Arial"/>
-          <w:b/>
-        </w:rPr>
-        <w:t xml:space="preserve"> }}</w:t>
+      <w:proofErr w:type="spellEnd"/>
+      <w:r>
+        <w:rPr>
+          <w:rFonts w:ascii="Arial" w:hAnsi="Arial" w:cs="Arial"/>
+          <w:b/>
+        </w:rPr>
+        <w:t xml:space="preserve"> </w:t>
+      </w:r>
+      <w:r>
+        <w:rPr>
+          <w:rFonts w:ascii="Arial" w:hAnsi="Arial" w:cs="Arial"/>
+          <w:b/>
+        </w:rPr>
+        <w:t>}}</w:t>
       </w:r>
     </w:p>
     <w:p>
@@ -167,6 +196,7 @@
           <w:b/>
         </w:rPr>
       </w:pPr>
+      <w:proofErr w:type="gramStart"/>
       <w:r>
         <w:rPr>
           <w:rFonts w:ascii="Arial" w:hAnsi="Arial" w:cs="Arial"/>
@@ -174,15 +204,23 @@
         </w:rPr>
         <w:t xml:space="preserve">{{ </w:t>
       </w:r>
-      <w:r>
-        <w:rPr>
-          <w:rFonts w:ascii="Arial" w:hAnsi="Arial" w:cs="Arial"/>
-          <w:b/>
-        </w:rPr>
-        <w:t>cargo_empresa</w:t>
-      </w:r>
-      <w:bookmarkStart w:id="0" w:name="_GoBack"/>
-      <w:bookmarkEnd w:id="0"/>
+      <w:proofErr w:type="spellStart"/>
+      <w:r>
+        <w:rPr>
+          <w:rFonts w:ascii="Arial" w:hAnsi="Arial" w:cs="Arial"/>
+          <w:b/>
+        </w:rPr>
+        <w:t>cargo</w:t>
+      </w:r>
+      <w:proofErr w:type="gramEnd"/>
+      <w:r>
+        <w:rPr>
+          <w:rFonts w:ascii="Arial" w:hAnsi="Arial" w:cs="Arial"/>
+          <w:b/>
+        </w:rPr>
+        <w:t>_empresa</w:t>
+      </w:r>
+      <w:proofErr w:type="spellEnd"/>
       <w:r>
         <w:rPr>
           <w:rFonts w:ascii="Arial" w:hAnsi="Arial" w:cs="Arial"/>
@@ -281,8 +319,19 @@
           <w:b/>
           <w:lang w:val="es-MX"/>
         </w:rPr>
-        <w:t>estudiante | completo | capitalize</w:t>
-      </w:r>
+        <w:t xml:space="preserve">estudiante | completo | </w:t>
+      </w:r>
+      <w:proofErr w:type="spellStart"/>
+      <w:proofErr w:type="gramStart"/>
+      <w:r>
+        <w:rPr>
+          <w:rFonts w:ascii="Arial" w:hAnsi="Arial" w:cs="Arial"/>
+          <w:b/>
+          <w:lang w:val="es-MX"/>
+        </w:rPr>
+        <w:t>capitalize</w:t>
+      </w:r>
+      <w:proofErr w:type="spellEnd"/>
       <w:r>
         <w:rPr>
           <w:rFonts w:ascii="Arial" w:hAnsi="Arial" w:cs="Arial"/>
@@ -296,6 +345,103 @@
           <w:rFonts w:ascii="Arial" w:hAnsi="Arial" w:cs="Arial"/>
           <w:b/>
         </w:rPr>
+        <w:t>}</w:t>
+      </w:r>
+      <w:proofErr w:type="gramEnd"/>
+      <w:r>
+        <w:rPr>
+          <w:rFonts w:ascii="Arial" w:hAnsi="Arial" w:cs="Arial"/>
+          <w:b/>
+        </w:rPr>
+        <w:t>}</w:t>
+      </w:r>
+      <w:r>
+        <w:rPr>
+          <w:rFonts w:ascii="Arial" w:hAnsi="Arial" w:cs="Arial"/>
+          <w:lang w:val="es-MX"/>
+        </w:rPr>
+        <w:t>, portador</w:t>
+      </w:r>
+      <w:r>
+        <w:rPr>
+          <w:rFonts w:ascii="Arial" w:hAnsi="Arial" w:cs="Arial"/>
+          <w:lang w:val="es-MX"/>
+        </w:rPr>
+        <w:t xml:space="preserve"> de la Cédula de Identidad </w:t>
+      </w:r>
+      <w:proofErr w:type="spellStart"/>
+      <w:r>
+        <w:rPr>
+          <w:rFonts w:ascii="Arial" w:hAnsi="Arial" w:cs="Arial"/>
+          <w:lang w:val="es-MX"/>
+        </w:rPr>
+        <w:t>N°</w:t>
+      </w:r>
+      <w:proofErr w:type="spellEnd"/>
+      <w:r>
+        <w:rPr>
+          <w:rFonts w:ascii="Arial" w:hAnsi="Arial" w:cs="Arial"/>
+          <w:lang w:val="es-MX"/>
+        </w:rPr>
+        <w:t xml:space="preserve"> </w:t>
+      </w:r>
+      <w:r>
+        <w:rPr>
+          <w:rFonts w:ascii="Arial" w:hAnsi="Arial" w:cs="Arial"/>
+          <w:b/>
+          <w:lang w:val="es-MX"/>
+        </w:rPr>
+        <w:t>V-</w:t>
+      </w:r>
+      <w:r>
+        <w:rPr>
+          <w:rFonts w:ascii="Arial" w:hAnsi="Arial" w:cs="Arial"/>
+          <w:lang w:val="es-MX"/>
+        </w:rPr>
+        <w:t xml:space="preserve"> </w:t>
+      </w:r>
+      <w:r>
+        <w:rPr>
+          <w:rFonts w:ascii="Arial" w:hAnsi="Arial" w:cs="Arial"/>
+          <w:b/>
+        </w:rPr>
+        <w:t>{{</w:t>
+      </w:r>
+      <w:r>
+        <w:rPr>
+          <w:rFonts w:ascii="Arial" w:hAnsi="Arial" w:cs="Arial"/>
+          <w:b/>
+        </w:rPr>
+        <w:t xml:space="preserve"> </w:t>
+      </w:r>
+      <w:proofErr w:type="spellStart"/>
+      <w:r>
+        <w:rPr>
+          <w:rFonts w:ascii="Arial" w:hAnsi="Arial" w:cs="Arial"/>
+          <w:b/>
+        </w:rPr>
+        <w:t>estudiante.cedula</w:t>
+      </w:r>
+      <w:proofErr w:type="spellEnd"/>
+      <w:r>
+        <w:rPr>
+          <w:rFonts w:ascii="Arial" w:hAnsi="Arial" w:cs="Arial"/>
+          <w:b/>
+        </w:rPr>
+        <w:t xml:space="preserve"> </w:t>
+      </w:r>
+      <w:r>
+        <w:rPr>
+          <w:rFonts w:ascii="Arial" w:hAnsi="Arial" w:cs="Arial"/>
+          <w:b/>
+        </w:rPr>
+        <w:t>| miles</w:t>
+      </w:r>
+      <w:r>
+        <w:rPr>
+          <w:rFonts w:ascii="Arial" w:hAnsi="Arial" w:cs="Arial"/>
+          <w:b/>
+        </w:rPr>
         <w:t>}}</w:t>
       </w:r>
       <w:r>
@@ -303,18 +449,20 @@
           <w:rFonts w:ascii="Arial" w:hAnsi="Arial" w:cs="Arial"/>
           <w:lang w:val="es-MX"/>
         </w:rPr>
-        <w:t>, portador</w:t>
-      </w:r>
-      <w:r>
-        <w:rPr>
-          <w:rFonts w:ascii="Arial" w:hAnsi="Arial" w:cs="Arial"/>
-          <w:lang w:val="es-MX"/>
-        </w:rPr>
-        <w:t xml:space="preserve"> de la Cédula de Identidad N°</w:t>
-      </w:r>
-      <w:r>
-        <w:rPr>
-          <w:rFonts w:ascii="Arial" w:hAnsi="Arial" w:cs="Arial"/>
+        <w:t xml:space="preserve">, quien cursa el </w:t>
+      </w:r>
+      <w:r>
+        <w:rPr>
+          <w:rFonts w:ascii="Arial" w:hAnsi="Arial" w:cs="Arial"/>
+          <w:b/>
+          <w:lang w:val="es-MX"/>
+        </w:rPr>
+        <w:t>{{</w:t>
+      </w:r>
+      <w:r>
+        <w:rPr>
+          <w:rFonts w:ascii="Arial" w:hAnsi="Arial" w:cs="Arial"/>
+          <w:b/>
           <w:lang w:val="es-MX"/>
         </w:rPr>
         <w:t xml:space="preserve"> </w:t>
@@ -325,11 +473,38 @@
           <w:b/>
           <w:lang w:val="es-MX"/>
         </w:rPr>
-        <w:t>V-</w:t>
-      </w:r>
-      <w:r>
-        <w:rPr>
-          <w:rFonts w:ascii="Arial" w:hAnsi="Arial" w:cs="Arial"/>
+        <w:t>semestre</w:t>
+      </w:r>
+      <w:r>
+        <w:rPr>
+          <w:rFonts w:ascii="Arial" w:hAnsi="Arial" w:cs="Arial"/>
+          <w:b/>
+          <w:lang w:val="es-MX"/>
+        </w:rPr>
+        <w:t xml:space="preserve"> | romanos</w:t>
+      </w:r>
+      <w:r>
+        <w:rPr>
+          <w:rFonts w:ascii="Arial" w:hAnsi="Arial" w:cs="Arial"/>
+          <w:b/>
+          <w:lang w:val="es-MX"/>
+        </w:rPr>
+        <w:t xml:space="preserve"> | </w:t>
+      </w:r>
+      <w:proofErr w:type="spellStart"/>
+      <w:r>
+        <w:rPr>
+          <w:rFonts w:ascii="Arial" w:hAnsi="Arial" w:cs="Arial"/>
+          <w:b/>
+          <w:lang w:val="es-MX"/>
+        </w:rPr>
+        <w:t>upper</w:t>
+      </w:r>
+      <w:proofErr w:type="spellEnd"/>
+      <w:r>
+        <w:rPr>
+          <w:rFonts w:ascii="Arial" w:hAnsi="Arial" w:cs="Arial"/>
+          <w:b/>
           <w:lang w:val="es-MX"/>
         </w:rPr>
         <w:t xml:space="preserve"> </w:t>
@@ -338,6 +513,22 @@
         <w:rPr>
           <w:rFonts w:ascii="Arial" w:hAnsi="Arial" w:cs="Arial"/>
           <w:b/>
+          <w:lang w:val="es-MX"/>
+        </w:rPr>
+        <w:t>}}</w:t>
+      </w:r>
+      <w:r>
+        <w:rPr>
+          <w:rFonts w:ascii="Arial" w:hAnsi="Arial" w:cs="Arial"/>
+          <w:lang w:val="es-MX"/>
+        </w:rPr>
+        <w:t xml:space="preserve"> semestre de la Carrera </w:t>
+      </w:r>
+      <w:r>
+        <w:rPr>
+          <w:rFonts w:ascii="Arial" w:hAnsi="Arial" w:cs="Arial"/>
+          <w:b/>
+          <w:lang w:val="es-MX"/>
         </w:rPr>
         <w:t>{{</w:t>
       </w:r>
@@ -345,6 +536,7 @@
         <w:rPr>
           <w:rFonts w:ascii="Arial" w:hAnsi="Arial" w:cs="Arial"/>
           <w:b/>
+          <w:lang w:val="es-MX"/>
         </w:rPr>
         <w:t xml:space="preserve"> </w:t>
       </w:r>
@@ -352,113 +544,6 @@
         <w:rPr>
           <w:rFonts w:ascii="Arial" w:hAnsi="Arial" w:cs="Arial"/>
           <w:b/>
-        </w:rPr>
-        <w:t xml:space="preserve">estudiante.cedula </w:t>
-      </w:r>
-      <w:r>
-        <w:rPr>
-          <w:rFonts w:ascii="Arial" w:hAnsi="Arial" w:cs="Arial"/>
-          <w:b/>
-        </w:rPr>
-        <w:t>| miles</w:t>
-      </w:r>
-      <w:r>
-        <w:rPr>
-          <w:rFonts w:ascii="Arial" w:hAnsi="Arial" w:cs="Arial"/>
-          <w:b/>
-        </w:rPr>
-        <w:t>}}</w:t>
-      </w:r>
-      <w:r>
-        <w:rPr>
-          <w:rFonts w:ascii="Arial" w:hAnsi="Arial" w:cs="Arial"/>
-          <w:lang w:val="es-MX"/>
-        </w:rPr>
-        <w:t xml:space="preserve">, quien cursa el </w:t>
-      </w:r>
-      <w:r>
-        <w:rPr>
-          <w:rFonts w:ascii="Arial" w:hAnsi="Arial" w:cs="Arial"/>
-          <w:b/>
-          <w:lang w:val="es-MX"/>
-        </w:rPr>
-        <w:t>{{</w:t>
-      </w:r>
-      <w:r>
-        <w:rPr>
-          <w:rFonts w:ascii="Arial" w:hAnsi="Arial" w:cs="Arial"/>
-          <w:b/>
-          <w:lang w:val="es-MX"/>
-        </w:rPr>
-        <w:t xml:space="preserve"> </w:t>
-      </w:r>
-      <w:r>
-        <w:rPr>
-          <w:rFonts w:ascii="Arial" w:hAnsi="Arial" w:cs="Arial"/>
-          <w:b/>
-          <w:lang w:val="es-MX"/>
-        </w:rPr>
-        <w:t>semestre</w:t>
-      </w:r>
-      <w:r>
-        <w:rPr>
-          <w:rFonts w:ascii="Arial" w:hAnsi="Arial" w:cs="Arial"/>
-          <w:b/>
-          <w:lang w:val="es-MX"/>
-        </w:rPr>
-        <w:t xml:space="preserve"> | romanos</w:t>
-      </w:r>
-      <w:r>
-        <w:rPr>
-          <w:rFonts w:ascii="Arial" w:hAnsi="Arial" w:cs="Arial"/>
-          <w:b/>
-          <w:lang w:val="es-MX"/>
-        </w:rPr>
-        <w:t xml:space="preserve"> | upper</w:t>
-      </w:r>
-      <w:r>
-        <w:rPr>
-          <w:rFonts w:ascii="Arial" w:hAnsi="Arial" w:cs="Arial"/>
-          <w:b/>
-          <w:lang w:val="es-MX"/>
-        </w:rPr>
-        <w:t xml:space="preserve"> </w:t>
-      </w:r>
-      <w:r>
-        <w:rPr>
-          <w:rFonts w:ascii="Arial" w:hAnsi="Arial" w:cs="Arial"/>
-          <w:b/>
-          <w:lang w:val="es-MX"/>
-        </w:rPr>
-        <w:t>}}</w:t>
-      </w:r>
-      <w:r>
-        <w:rPr>
-          <w:rFonts w:ascii="Arial" w:hAnsi="Arial" w:cs="Arial"/>
-          <w:lang w:val="es-MX"/>
-        </w:rPr>
-        <w:t xml:space="preserve"> semestre de la Carrera </w:t>
-      </w:r>
-      <w:r>
-        <w:rPr>
-          <w:rFonts w:ascii="Arial" w:hAnsi="Arial" w:cs="Arial"/>
-          <w:b/>
-          <w:lang w:val="es-MX"/>
-        </w:rPr>
-        <w:t>{{</w:t>
-      </w:r>
-      <w:r>
-        <w:rPr>
-          <w:rFonts w:ascii="Arial" w:hAnsi="Arial" w:cs="Arial"/>
-          <w:b/>
-          <w:lang w:val="es-MX"/>
-        </w:rPr>
-        <w:t xml:space="preserve"> </w:t>
-      </w:r>
-      <w:r>
-        <w:rPr>
-          <w:rFonts w:ascii="Arial" w:hAnsi="Arial" w:cs="Arial"/>
-          <w:b/>
           <w:lang w:val="es-MX"/>
         </w:rPr>
         <w:t>carrera</w:t>
@@ -469,8 +554,18 @@
           <w:b/>
           <w:lang w:val="es-MX"/>
         </w:rPr>
-        <w:t xml:space="preserve"> | upper</w:t>
-      </w:r>
+        <w:t xml:space="preserve"> | </w:t>
+      </w:r>
+      <w:proofErr w:type="spellStart"/>
+      <w:r>
+        <w:rPr>
+          <w:rFonts w:ascii="Arial" w:hAnsi="Arial" w:cs="Arial"/>
+          <w:b/>
+          <w:lang w:val="es-MX"/>
+        </w:rPr>
+        <w:t>upper</w:t>
+      </w:r>
+      <w:proofErr w:type="spellEnd"/>
       <w:r>
         <w:rPr>
           <w:rFonts w:ascii="Arial" w:hAnsi="Arial" w:cs="Arial"/>
@@ -654,13 +749,15 @@
         </w:rPr>
         <w:t>{{</w:t>
       </w:r>
-      <w:r>
-        <w:rPr>
-          <w:rFonts w:ascii="Arial" w:hAnsi="Arial" w:cs="Arial"/>
-          <w:lang w:val="es-MX"/>
-        </w:rPr>
-        <w:t>lapso</w:t>
-      </w:r>
+      <w:proofErr w:type="spellStart"/>
+      <w:r>
+        <w:rPr>
+          <w:rFonts w:ascii="Arial" w:hAnsi="Arial" w:cs="Arial"/>
+          <w:lang w:val="es-MX"/>
+        </w:rPr>
+        <w:t>lapso_actual</w:t>
+      </w:r>
+      <w:proofErr w:type="spellEnd"/>
       <w:r>
         <w:rPr>
           <w:rFonts w:ascii="Arial" w:hAnsi="Arial" w:cs="Arial"/>
@@ -687,7 +784,23 @@
           <w:rFonts w:ascii="Arial" w:hAnsi="Arial" w:cs="Arial"/>
           <w:lang w:val="es-MX"/>
         </w:rPr>
-        <w:t>{{inicio_lapso}}</w:t>
+        <w:t>{{</w:t>
+      </w:r>
+      <w:proofErr w:type="spellStart"/>
+      <w:r>
+        <w:rPr>
+          <w:rFonts w:ascii="Arial" w:hAnsi="Arial" w:cs="Arial"/>
+          <w:lang w:val="es-MX"/>
+        </w:rPr>
+        <w:t>inicio_lapso_actual</w:t>
+      </w:r>
+      <w:proofErr w:type="spellEnd"/>
+      <w:r>
+        <w:rPr>
+          <w:rFonts w:ascii="Arial" w:hAnsi="Arial" w:cs="Arial"/>
+          <w:lang w:val="es-MX"/>
+        </w:rPr>
+        <w:t>}}</w:t>
       </w:r>
       <w:r>
         <w:rPr>
@@ -715,7 +828,23 @@
           <w:rFonts w:ascii="Arial" w:hAnsi="Arial" w:cs="Arial"/>
           <w:lang w:val="es-MX"/>
         </w:rPr>
-        <w:t>{{final_lapso}}</w:t>
+        <w:t>{{</w:t>
+      </w:r>
+      <w:proofErr w:type="spellStart"/>
+      <w:r>
+        <w:rPr>
+          <w:rFonts w:ascii="Arial" w:hAnsi="Arial" w:cs="Arial"/>
+          <w:lang w:val="es-MX"/>
+        </w:rPr>
+        <w:t>final_lapso_actual</w:t>
+      </w:r>
+      <w:proofErr w:type="spellEnd"/>
+      <w:r>
+        <w:rPr>
+          <w:rFonts w:ascii="Arial" w:hAnsi="Arial" w:cs="Arial"/>
+          <w:lang w:val="es-MX"/>
+        </w:rPr>
+        <w:t>}}</w:t>
       </w:r>
       <w:r>
         <w:rPr>
@@ -857,14 +986,59 @@
           <w:rFonts w:ascii="Arial" w:hAnsi="Arial" w:cs="Arial"/>
           <w:lang w:val="es-MX"/>
         </w:rPr>
-        <w:t xml:space="preserve">          Jefe de Pasantía                                              Lcda. </w:t>
-      </w:r>
-      <w:r>
-        <w:rPr>
-          <w:rFonts w:ascii="Arial" w:hAnsi="Arial" w:cs="Arial"/>
-          <w:lang w:val="es-MX"/>
-        </w:rPr>
-        <w:t>{{ coordinadora }}</w:t>
+        <w:t xml:space="preserve">          Jefe de Pasantía                               </w:t>
+      </w:r>
+      <w:r>
+        <w:rPr>
+          <w:rFonts w:ascii="Arial" w:hAnsi="Arial" w:cs="Arial"/>
+          <w:lang w:val="es-MX"/>
+        </w:rPr>
+        <w:tab/>
+        <w:t xml:space="preserve">  </w:t>
+      </w:r>
+      <w:r>
+        <w:rPr>
+          <w:rFonts w:ascii="Arial" w:hAnsi="Arial" w:cs="Arial"/>
+          <w:lang w:val="es-MX"/>
+        </w:rPr>
+        <w:t xml:space="preserve"> </w:t>
+      </w:r>
+      <w:proofErr w:type="gramStart"/>
+      <w:r>
+        <w:rPr>
+          <w:rFonts w:ascii="Arial" w:hAnsi="Arial" w:cs="Arial"/>
+          <w:lang w:val="es-MX"/>
+        </w:rPr>
+        <w:t xml:space="preserve">   </w:t>
+      </w:r>
+      <w:r>
+        <w:rPr>
+          <w:rFonts w:ascii="Arial" w:hAnsi="Arial" w:cs="Arial"/>
+          <w:lang w:val="es-MX"/>
+        </w:rPr>
+        <w:t>{</w:t>
+      </w:r>
+      <w:proofErr w:type="gramEnd"/>
+      <w:r>
+        <w:rPr>
+          <w:rFonts w:ascii="Arial" w:hAnsi="Arial" w:cs="Arial"/>
+          <w:lang w:val="es-MX"/>
+        </w:rPr>
+        <w:t xml:space="preserve">{ </w:t>
+      </w:r>
+      <w:r>
+        <w:rPr>
+          <w:rFonts w:ascii="Arial" w:hAnsi="Arial" w:cs="Arial"/>
+          <w:lang w:val="es-MX"/>
+        </w:rPr>
+        <w:t>autoridad_firmante_2</w:t>
+      </w:r>
+      <w:r>
+        <w:rPr>
+          <w:rFonts w:ascii="Arial" w:hAnsi="Arial" w:cs="Arial"/>
+          <w:lang w:val="es-MX"/>
+        </w:rPr>
+        <w:t>}}</w:t>
       </w:r>
       <w:r>
         <w:rPr>
@@ -943,7 +1117,7 @@
 </file>
 
 <file path=word/endnotes.xml><?xml version="1.0" encoding="utf-8"?>
-<w:endnotes xmlns:wpc="http://schemas.microsoft.com/office/word/2010/wordprocessingCanvas" xmlns:cx="http://schemas.microsoft.com/office/drawing/2014/chartex" xmlns:mc="http://schemas.openxmlformats.org/markup-compatibility/2006" xmlns:o="urn:schemas-microsoft-com:office:office" xmlns:r="http://schemas.openxmlformats.org/officeDocument/2006/relationships" xmlns:m="http://schemas.openxmlformats.org/officeDocument/2006/math" xmlns:v="urn:schemas-microsoft-com:vml" xmlns:wp14="http://schemas.microsoft.com/office/word/2010/wordprocessingDrawing" xmlns:wp="http://schemas.openxmlformats.org/drawingml/2006/wordprocessingDrawing" xmlns:w10="urn:schemas-microsoft-com:office:word" xmlns:w="http://schemas.openxmlformats.org/wordprocessingml/2006/main" xmlns:w14="http://schemas.microsoft.com/office/word/2010/wordml" xmlns:w15="http://schemas.microsoft.com/office/word/2012/wordml" xmlns:w16se="http://schemas.microsoft.com/office/word/2015/wordml/symex" xmlns:wpg="http://schemas.microsoft.com/office/word/2010/wordprocessingGroup" xmlns:wpi="http://schemas.microsoft.com/office/word/2010/wordprocessingInk" xmlns:wne="http://schemas.microsoft.com/office/word/2006/wordml" xmlns:wps="http://schemas.microsoft.com/office/word/2010/wordprocessingShape" mc:Ignorable="w14 w15 w16se wp14">
+<w:endnotes xmlns:wpc="http://schemas.microsoft.com/office/word/2010/wordprocessingCanvas" xmlns:cx="http://schemas.microsoft.com/office/drawing/2014/chartex" xmlns:cx1="http://schemas.microsoft.com/office/drawing/2015/9/8/chartex" xmlns:cx2="http://schemas.microsoft.com/office/drawing/2015/10/21/chartex" xmlns:cx3="http://schemas.microsoft.com/office/drawing/2016/5/9/chartex" xmlns:cx4="http://schemas.microsoft.com/office/drawing/2016/5/10/chartex" xmlns:cx5="http://schemas.microsoft.com/office/drawing/2016/5/11/chartex" xmlns:cx6="http://schemas.microsoft.com/office/drawing/2016/5/12/chartex" xmlns:cx7="http://schemas.microsoft.com/office/drawing/2016/5/13/chartex" xmlns:cx8="http://schemas.microsoft.com/office/drawing/2016/5/14/chartex" xmlns:mc="http://schemas.openxmlformats.org/markup-compatibility/2006" xmlns:aink="http://schemas.microsoft.com/office/drawing/2016/ink" xmlns:am3d="http://schemas.microsoft.com/office/drawing/2017/model3d" xmlns:o="urn:schemas-microsoft-com:office:office" xmlns:r="http://schemas.openxmlformats.org/officeDocument/2006/relationships" xmlns:m="http://schemas.openxmlformats.org/officeDocument/2006/math" xmlns:v="urn:schemas-microsoft-com:vml" xmlns:wp14="http://schemas.microsoft.com/office/word/2010/wordprocessingDrawing" xmlns:wp="http://schemas.openxmlformats.org/drawingml/2006/wordprocessingDrawing" xmlns:w10="urn:schemas-microsoft-com:office:word" xmlns:w="http://schemas.openxmlformats.org/wordprocessingml/2006/main" xmlns:w14="http://schemas.microsoft.com/office/word/2010/wordml" xmlns:w15="http://schemas.microsoft.com/office/word/2012/wordml" xmlns:w16cex="http://schemas.microsoft.com/office/word/2018/wordml/cex" xmlns:w16cid="http://schemas.microsoft.com/office/word/2016/wordml/cid" xmlns:w16="http://schemas.microsoft.com/office/word/2018/wordml" xmlns:w16sdtdh="http://schemas.microsoft.com/office/word/2020/wordml/sdtdatahash" xmlns:w16se="http://schemas.microsoft.com/office/word/2015/wordml/symex" xmlns:wpg="http://schemas.microsoft.com/office/word/2010/wordprocessingGroup" xmlns:wpi="http://schemas.microsoft.com/office/word/2010/wordprocessingInk" xmlns:wne="http://schemas.microsoft.com/office/word/2006/wordml" xmlns:wps="http://schemas.microsoft.com/office/word/2010/wordprocessingShape" mc:Ignorable="w14 w15 w16se w16cid w16 w16cex w16sdtdh wp14">
   <w:endnote w:type="separator" w:id="-1">
     <w:p>
       <w:r>
@@ -962,7 +1136,7 @@
 </file>
 
 <file path=word/footnotes.xml><?xml version="1.0" encoding="utf-8"?>
-<w:footnotes xmlns:wpc="http://schemas.microsoft.com/office/word/2010/wordprocessingCanvas" xmlns:cx="http://schemas.microsoft.com/office/drawing/2014/chartex" xmlns:mc="http://schemas.openxmlformats.org/markup-compatibility/2006" xmlns:o="urn:schemas-microsoft-com:office:office" xmlns:r="http://schemas.openxmlformats.org/officeDocument/2006/relationships" xmlns:m="http://schemas.openxmlformats.org/officeDocument/2006/math" xmlns:v="urn:schemas-microsoft-com:vml" xmlns:wp14="http://schemas.microsoft.com/office/word/2010/wordprocessingDrawing" xmlns:wp="http://schemas.openxmlformats.org/drawingml/2006/wordprocessingDrawing" xmlns:w10="urn:schemas-microsoft-com:office:word" xmlns:w="http://schemas.openxmlformats.org/wordprocessingml/2006/main" xmlns:w14="http://schemas.microsoft.com/office/word/2010/wordml" xmlns:w15="http://schemas.microsoft.com/office/word/2012/wordml" xmlns:w16se="http://schemas.microsoft.com/office/word/2015/wordml/symex" xmlns:wpg="http://schemas.microsoft.com/office/word/2010/wordprocessingGroup" xmlns:wpi="http://schemas.microsoft.com/office/word/2010/wordprocessingInk" xmlns:wne="http://schemas.microsoft.com/office/word/2006/wordml" xmlns:wps="http://schemas.microsoft.com/office/word/2010/wordprocessingShape" mc:Ignorable="w14 w15 w16se wp14">
+<w:footnotes xmlns:wpc="http://schemas.microsoft.com/office/word/2010/wordprocessingCanvas" xmlns:cx="http://schemas.microsoft.com/office/drawing/2014/chartex" xmlns:cx1="http://schemas.microsoft.com/office/drawing/2015/9/8/chartex" xmlns:cx2="http://schemas.microsoft.com/office/drawing/2015/10/21/chartex" xmlns:cx3="http://schemas.microsoft.com/office/drawing/2016/5/9/chartex" xmlns:cx4="http://schemas.microsoft.com/office/drawing/2016/5/10/chartex" xmlns:cx5="http://schemas.microsoft.com/office/drawing/2016/5/11/chartex" xmlns:cx6="http://schemas.microsoft.com/office/drawing/2016/5/12/chartex" xmlns:cx7="http://schemas.microsoft.com/office/drawing/2016/5/13/chartex" xmlns:cx8="http://schemas.microsoft.com/office/drawing/2016/5/14/chartex" xmlns:mc="http://schemas.openxmlformats.org/markup-compatibility/2006" xmlns:aink="http://schemas.microsoft.com/office/drawing/2016/ink" xmlns:am3d="http://schemas.microsoft.com/office/drawing/2017/model3d" xmlns:o="urn:schemas-microsoft-com:office:office" xmlns:r="http://schemas.openxmlformats.org/officeDocument/2006/relationships" xmlns:m="http://schemas.openxmlformats.org/officeDocument/2006/math" xmlns:v="urn:schemas-microsoft-com:vml" xmlns:wp14="http://schemas.microsoft.com/office/word/2010/wordprocessingDrawing" xmlns:wp="http://schemas.openxmlformats.org/drawingml/2006/wordprocessingDrawing" xmlns:w10="urn:schemas-microsoft-com:office:word" xmlns:w="http://schemas.openxmlformats.org/wordprocessingml/2006/main" xmlns:w14="http://schemas.microsoft.com/office/word/2010/wordml" xmlns:w15="http://schemas.microsoft.com/office/word/2012/wordml" xmlns:w16cex="http://schemas.microsoft.com/office/word/2018/wordml/cex" xmlns:w16cid="http://schemas.microsoft.com/office/word/2016/wordml/cid" xmlns:w16="http://schemas.microsoft.com/office/word/2018/wordml" xmlns:w16sdtdh="http://schemas.microsoft.com/office/word/2020/wordml/sdtdatahash" xmlns:w16se="http://schemas.microsoft.com/office/word/2015/wordml/symex" xmlns:wpg="http://schemas.microsoft.com/office/word/2010/wordprocessingGroup" xmlns:wpi="http://schemas.microsoft.com/office/word/2010/wordprocessingInk" xmlns:wne="http://schemas.microsoft.com/office/word/2006/wordml" xmlns:wps="http://schemas.microsoft.com/office/word/2010/wordprocessingShape" mc:Ignorable="w14 w15 w16se w16cid w16 w16cex w16sdtdh wp14">
   <w:footnote w:type="separator" w:id="-1">
     <w:p>
       <w:r>
@@ -981,7 +1155,7 @@
 </file>
 
 <file path=word/styles.xml><?xml version="1.0" encoding="utf-8"?>
-<w:styles xmlns:mc="http://schemas.openxmlformats.org/markup-compatibility/2006" xmlns:r="http://schemas.openxmlformats.org/officeDocument/2006/relationships" xmlns:w="http://schemas.openxmlformats.org/wordprocessingml/2006/main" xmlns:w14="http://schemas.microsoft.com/office/word/2010/wordml" xmlns:w15="http://schemas.microsoft.com/office/word/2012/wordml" xmlns:w16se="http://schemas.microsoft.com/office/word/2015/wordml/symex" mc:Ignorable="w14 w15 w16se">
+<w:styles xmlns:mc="http://schemas.openxmlformats.org/markup-compatibility/2006" xmlns:r="http://schemas.openxmlformats.org/officeDocument/2006/relationships" xmlns:w="http://schemas.openxmlformats.org/wordprocessingml/2006/main" xmlns:w14="http://schemas.microsoft.com/office/word/2010/wordml" xmlns:w15="http://schemas.microsoft.com/office/word/2012/wordml" xmlns:w16cex="http://schemas.microsoft.com/office/word/2018/wordml/cex" xmlns:w16cid="http://schemas.microsoft.com/office/word/2016/wordml/cid" xmlns:w16="http://schemas.microsoft.com/office/word/2018/wordml" xmlns:w16sdtdh="http://schemas.microsoft.com/office/word/2020/wordml/sdtdatahash" xmlns:w16se="http://schemas.microsoft.com/office/word/2015/wordml/symex" mc:Ignorable="w14 w15 w16se w16cid w16 w16cex w16sdtdh">
   <w:docDefaults>
     <w:rPrDefault>
       <w:rPr>
@@ -997,7 +1171,7 @@
       </w:pPr>
     </w:pPrDefault>
   </w:docDefaults>
-  <w:latentStyles w:defLockedState="0" w:defUIPriority="99" w:defSemiHidden="0" w:defUnhideWhenUsed="0" w:defQFormat="0" w:count="371">
+  <w:latentStyles w:defLockedState="0" w:defUIPriority="99" w:defSemiHidden="0" w:defUnhideWhenUsed="0" w:defQFormat="0" w:count="376">
     <w:lsdException w:name="Normal" w:uiPriority="0" w:qFormat="1"/>
     <w:lsdException w:name="heading 1" w:uiPriority="9" w:qFormat="1"/>
     <w:lsdException w:name="heading 2" w:semiHidden="1" w:uiPriority="9" w:unhideWhenUsed="1" w:qFormat="1"/>
@@ -1369,6 +1543,11 @@
     <w:lsdException w:name="List Table 5 Dark Accent 6" w:uiPriority="50"/>
     <w:lsdException w:name="List Table 6 Colorful Accent 6" w:uiPriority="51"/>
     <w:lsdException w:name="List Table 7 Colorful Accent 6" w:uiPriority="52"/>
+    <w:lsdException w:name="Mention" w:semiHidden="1" w:unhideWhenUsed="1"/>
+    <w:lsdException w:name="Smart Hyperlink" w:semiHidden="1" w:unhideWhenUsed="1"/>
+    <w:lsdException w:name="Hashtag" w:semiHidden="1" w:unhideWhenUsed="1"/>
+    <w:lsdException w:name="Unresolved Mention" w:semiHidden="1" w:unhideWhenUsed="1"/>
+    <w:lsdException w:name="Smart Link" w:semiHidden="1" w:unhideWhenUsed="1"/>
   </w:latentStyles>
   <w:style w:type="paragraph" w:default="1" w:styleId="Normal">
     <w:name w:val="Normal"/>

--- a/formatos/1. CARTA SOLICITUD DE PASANTIA.docx
+++ b/formatos/1. CARTA SOLICITUD DE PASANTIA.docx
@@ -994,14 +994,14 @@
           <w:lang w:val="es-MX"/>
         </w:rPr>
         <w:tab/>
-        <w:t xml:space="preserve">  </w:t>
-      </w:r>
-      <w:r>
-        <w:rPr>
-          <w:rFonts w:ascii="Arial" w:hAnsi="Arial" w:cs="Arial"/>
-          <w:lang w:val="es-MX"/>
-        </w:rPr>
         <w:t xml:space="preserve"> </w:t>
+      </w:r>
+      <w:r>
+        <w:rPr>
+          <w:rFonts w:ascii="Arial" w:hAnsi="Arial" w:cs="Arial"/>
+          <w:lang w:val="es-MX"/>
+        </w:rPr>
+        <w:t xml:space="preserve">   </w:t>
       </w:r>
       <w:proofErr w:type="gramStart"/>
       <w:r>

--- a/formatos/1. CARTA SOLICITUD DE PASANTIA.docx
+++ b/formatos/1. CARTA SOLICITUD DE PASANTIA.docx
@@ -63,7 +63,6 @@
         </w:rPr>
         <w:t xml:space="preserve">, </w:t>
       </w:r>
-      <w:proofErr w:type="gramStart"/>
       <w:r>
         <w:rPr>
           <w:rFonts w:ascii="Arial" w:hAnsi="Arial" w:cs="Arial"/>
@@ -83,15 +82,7 @@
           <w:rFonts w:ascii="Arial" w:hAnsi="Arial" w:cs="Arial"/>
           <w:lang w:val="es-MX"/>
         </w:rPr>
-        <w:t>hoy</w:t>
-      </w:r>
-      <w:proofErr w:type="gramEnd"/>
-      <w:r>
-        <w:rPr>
-          <w:rFonts w:ascii="Arial" w:hAnsi="Arial" w:cs="Arial"/>
-          <w:lang w:val="es-MX"/>
-        </w:rPr>
-        <w:t xml:space="preserve"> | </w:t>
+        <w:t xml:space="preserve">hoy | </w:t>
       </w:r>
       <w:proofErr w:type="spellStart"/>
       <w:r>
@@ -141,7 +132,6 @@
           <w:b/>
         </w:rPr>
       </w:pPr>
-      <w:proofErr w:type="gramStart"/>
       <w:r>
         <w:rPr>
           <w:rFonts w:ascii="Arial" w:hAnsi="Arial" w:cs="Arial"/>
@@ -162,15 +152,7 @@
           <w:rFonts w:ascii="Arial" w:hAnsi="Arial" w:cs="Arial"/>
           <w:b/>
         </w:rPr>
-        <w:t>autoridad</w:t>
-      </w:r>
-      <w:proofErr w:type="gramEnd"/>
-      <w:r>
-        <w:rPr>
-          <w:rFonts w:ascii="Arial" w:hAnsi="Arial" w:cs="Arial"/>
-          <w:b/>
-        </w:rPr>
-        <w:t>_empresa</w:t>
+        <w:t>autoridad_empresa</w:t>
       </w:r>
       <w:proofErr w:type="spellEnd"/>
       <w:r>
@@ -196,7 +178,6 @@
           <w:b/>
         </w:rPr>
       </w:pPr>
-      <w:proofErr w:type="gramStart"/>
       <w:r>
         <w:rPr>
           <w:rFonts w:ascii="Arial" w:hAnsi="Arial" w:cs="Arial"/>
@@ -210,15 +191,7 @@
           <w:rFonts w:ascii="Arial" w:hAnsi="Arial" w:cs="Arial"/>
           <w:b/>
         </w:rPr>
-        <w:t>cargo</w:t>
-      </w:r>
-      <w:proofErr w:type="gramEnd"/>
-      <w:r>
-        <w:rPr>
-          <w:rFonts w:ascii="Arial" w:hAnsi="Arial" w:cs="Arial"/>
-          <w:b/>
-        </w:rPr>
-        <w:t>_empresa</w:t>
+        <w:t>cargo_empresa</w:t>
       </w:r>
       <w:proofErr w:type="spellEnd"/>
       <w:r>
@@ -322,7 +295,6 @@
         <w:t xml:space="preserve">estudiante | completo | </w:t>
       </w:r>
       <w:proofErr w:type="spellStart"/>
-      <w:proofErr w:type="gramStart"/>
       <w:r>
         <w:rPr>
           <w:rFonts w:ascii="Arial" w:hAnsi="Arial" w:cs="Arial"/>
@@ -345,15 +317,7 @@
           <w:rFonts w:ascii="Arial" w:hAnsi="Arial" w:cs="Arial"/>
           <w:b/>
         </w:rPr>
-        <w:t>}</w:t>
-      </w:r>
-      <w:proofErr w:type="gramEnd"/>
-      <w:r>
-        <w:rPr>
-          <w:rFonts w:ascii="Arial" w:hAnsi="Arial" w:cs="Arial"/>
-          <w:b/>
-        </w:rPr>
-        <w:t>}</w:t>
+        <w:t>}}</w:t>
       </w:r>
       <w:r>
         <w:rPr>
@@ -928,6 +892,97 @@
         </w:rPr>
       </w:pPr>
     </w:p>
+    <w:tbl>
+      <w:tblPr>
+        <w:tblStyle w:val="Tablaconcuadrcula"/>
+        <w:tblpPr w:leftFromText="141" w:rightFromText="141" w:vertAnchor="text" w:horzAnchor="margin" w:tblpXSpec="right" w:tblpY="300"/>
+        <w:tblW w:w="0" w:type="auto"/>
+        <w:tblBorders>
+          <w:top w:val="none" w:sz="0" w:space="0" w:color="auto"/>
+          <w:left w:val="none" w:sz="0" w:space="0" w:color="auto"/>
+          <w:bottom w:val="none" w:sz="0" w:space="0" w:color="auto"/>
+          <w:right w:val="none" w:sz="0" w:space="0" w:color="auto"/>
+          <w:insideH w:val="none" w:sz="0" w:space="0" w:color="auto"/>
+          <w:insideV w:val="none" w:sz="0" w:space="0" w:color="auto"/>
+        </w:tblBorders>
+        <w:tblLook w:val="04A0" w:firstRow="1" w:lastRow="0" w:firstColumn="1" w:lastColumn="0" w:noHBand="0" w:noVBand="1"/>
+      </w:tblPr>
+      <w:tblGrid>
+        <w:gridCol w:w="3539"/>
+      </w:tblGrid>
+      <w:tr>
+        <w:trPr>
+          <w:trHeight w:val="756"/>
+        </w:trPr>
+        <w:tc>
+          <w:tcPr>
+            <w:tcW w:w="3057" w:type="dxa"/>
+          </w:tcPr>
+          <w:p>
+            <w:pPr>
+              <w:ind w:right="-75"/>
+              <w:jc w:val="center"/>
+              <w:rPr>
+                <w:rFonts w:ascii="Arial" w:hAnsi="Arial" w:cs="Arial"/>
+                <w:lang w:val="es-MX"/>
+              </w:rPr>
+            </w:pPr>
+            <w:r>
+              <w:rPr>
+                <w:rFonts w:ascii="Arial" w:hAnsi="Arial" w:cs="Arial"/>
+                <w:lang w:val="es-MX"/>
+              </w:rPr>
+              <w:t>{{</w:t>
+            </w:r>
+            <w:r>
+              <w:rPr>
+                <w:rFonts w:ascii="Arial" w:hAnsi="Arial" w:cs="Arial"/>
+                <w:lang w:val="es-MX"/>
+              </w:rPr>
+              <w:t>autoridad_firmante_2</w:t>
+            </w:r>
+            <w:r>
+              <w:rPr>
+                <w:rFonts w:ascii="Arial" w:hAnsi="Arial" w:cs="Arial"/>
+                <w:lang w:val="es-MX"/>
+              </w:rPr>
+              <w:t>}}</w:t>
+            </w:r>
+          </w:p>
+          <w:p>
+            <w:pPr>
+              <w:ind w:right="-165"/>
+              <w:jc w:val="center"/>
+              <w:rPr>
+                <w:rFonts w:ascii="Arial" w:hAnsi="Arial" w:cs="Arial"/>
+                <w:lang w:val="es-MX"/>
+              </w:rPr>
+            </w:pPr>
+            <w:r>
+              <w:rPr>
+                <w:rFonts w:ascii="Arial" w:hAnsi="Arial" w:cs="Arial"/>
+                <w:lang w:val="es-MX"/>
+              </w:rPr>
+              <w:t>{{cargo_</w:t>
+            </w:r>
+            <w:r>
+              <w:rPr>
+                <w:rFonts w:ascii="Arial" w:hAnsi="Arial" w:cs="Arial"/>
+                <w:lang w:val="es-MX"/>
+              </w:rPr>
+              <w:t>autoridad_firmante_2</w:t>
+            </w:r>
+            <w:r>
+              <w:rPr>
+                <w:rFonts w:ascii="Arial" w:hAnsi="Arial" w:cs="Arial"/>
+                <w:lang w:val="es-MX"/>
+              </w:rPr>
+              <w:t>}}</w:t>
+            </w:r>
+          </w:p>
+        </w:tc>
+      </w:tr>
+    </w:tbl>
     <w:p>
       <w:pPr>
         <w:tabs>
@@ -957,7 +1012,7 @@
           <w:rFonts w:ascii="Arial" w:hAnsi="Arial" w:cs="Arial"/>
           <w:lang w:val="es-MX"/>
         </w:rPr>
-        <w:t xml:space="preserve">                      ______________________</w:t>
+        <w:t xml:space="preserve">                  ______________________</w:t>
       </w:r>
       <w:r>
         <w:rPr>
@@ -974,137 +1029,118 @@
         <w:t xml:space="preserve">      </w:t>
       </w:r>
     </w:p>
-    <w:p>
-      <w:pPr>
-        <w:rPr>
-          <w:rFonts w:ascii="Arial" w:hAnsi="Arial" w:cs="Arial"/>
-          <w:lang w:val="es-MX"/>
-        </w:rPr>
-      </w:pPr>
-      <w:r>
-        <w:rPr>
-          <w:rFonts w:ascii="Arial" w:hAnsi="Arial" w:cs="Arial"/>
-          <w:lang w:val="es-MX"/>
-        </w:rPr>
-        <w:t xml:space="preserve">          Jefe de Pasantía                               </w:t>
-      </w:r>
-      <w:r>
-        <w:rPr>
-          <w:rFonts w:ascii="Arial" w:hAnsi="Arial" w:cs="Arial"/>
-          <w:lang w:val="es-MX"/>
-        </w:rPr>
-        <w:tab/>
-        <w:t xml:space="preserve"> </w:t>
-      </w:r>
-      <w:r>
-        <w:rPr>
-          <w:rFonts w:ascii="Arial" w:hAnsi="Arial" w:cs="Arial"/>
-          <w:lang w:val="es-MX"/>
-        </w:rPr>
-        <w:t xml:space="preserve">   </w:t>
-      </w:r>
-      <w:proofErr w:type="gramStart"/>
-      <w:r>
-        <w:rPr>
-          <w:rFonts w:ascii="Arial" w:hAnsi="Arial" w:cs="Arial"/>
-          <w:lang w:val="es-MX"/>
-        </w:rPr>
-        <w:t xml:space="preserve">   </w:t>
-      </w:r>
-      <w:r>
-        <w:rPr>
-          <w:rFonts w:ascii="Arial" w:hAnsi="Arial" w:cs="Arial"/>
-          <w:lang w:val="es-MX"/>
-        </w:rPr>
-        <w:t>{</w:t>
-      </w:r>
-      <w:proofErr w:type="gramEnd"/>
-      <w:r>
-        <w:rPr>
-          <w:rFonts w:ascii="Arial" w:hAnsi="Arial" w:cs="Arial"/>
-          <w:lang w:val="es-MX"/>
-        </w:rPr>
-        <w:t xml:space="preserve">{ </w:t>
-      </w:r>
-      <w:r>
-        <w:rPr>
-          <w:rFonts w:ascii="Arial" w:hAnsi="Arial" w:cs="Arial"/>
-          <w:lang w:val="es-MX"/>
-        </w:rPr>
-        <w:t>autoridad_firmante_2</w:t>
-      </w:r>
-      <w:r>
-        <w:rPr>
-          <w:rFonts w:ascii="Arial" w:hAnsi="Arial" w:cs="Arial"/>
-          <w:lang w:val="es-MX"/>
-        </w:rPr>
-        <w:t>}}</w:t>
-      </w:r>
-      <w:r>
-        <w:rPr>
-          <w:rFonts w:ascii="Arial" w:hAnsi="Arial" w:cs="Arial"/>
-          <w:lang w:val="es-MX"/>
-        </w:rPr>
-        <w:t xml:space="preserve">                                                                               </w:t>
-      </w:r>
-    </w:p>
-    <w:p>
-      <w:r>
-        <w:rPr>
-          <w:rFonts w:ascii="Arial" w:hAnsi="Arial" w:cs="Arial"/>
-          <w:lang w:val="es-MX"/>
-        </w:rPr>
-        <w:t xml:space="preserve">            </w:t>
-      </w:r>
-      <w:r>
-        <w:rPr>
-          <w:rFonts w:ascii="Arial" w:hAnsi="Arial" w:cs="Arial"/>
-          <w:lang w:val="es-MX"/>
-        </w:rPr>
-        <w:t xml:space="preserve">                                                                   </w:t>
-      </w:r>
-      <w:r>
-        <w:rPr>
-          <w:rFonts w:ascii="Arial" w:hAnsi="Arial" w:cs="Arial"/>
-          <w:lang w:val="es-MX"/>
-        </w:rPr>
-        <w:t>Coordinadora</w:t>
-      </w:r>
-      <w:r>
-        <w:rPr>
-          <w:rFonts w:ascii="Arial" w:hAnsi="Arial" w:cs="Arial"/>
-          <w:lang w:val="es-MX"/>
-        </w:rPr>
-        <w:t xml:space="preserve"> </w:t>
-      </w:r>
-      <w:r>
-        <w:rPr>
-          <w:rFonts w:ascii="Arial" w:hAnsi="Arial" w:cs="Arial"/>
-          <w:lang w:val="es-MX"/>
-        </w:rPr>
-        <w:t>de Extensión</w:t>
-      </w:r>
-      <w:r>
-        <w:rPr>
-          <w:rFonts w:ascii="Arial" w:hAnsi="Arial" w:cs="Arial"/>
-          <w:lang w:val="es-MX"/>
-        </w:rPr>
-        <w:t xml:space="preserve">  </w:t>
-      </w:r>
-      <w:r>
-        <w:rPr>
-          <w:rFonts w:ascii="Arial" w:hAnsi="Arial" w:cs="Arial"/>
-          <w:lang w:val="es-MX"/>
-        </w:rPr>
-        <w:t xml:space="preserve">     </w:t>
-      </w:r>
-      <w:r>
-        <w:rPr>
-          <w:rFonts w:ascii="Arial" w:hAnsi="Arial" w:cs="Arial"/>
-          <w:lang w:val="es-MX"/>
-        </w:rPr>
-        <w:t xml:space="preserve">  </w:t>
-      </w:r>
+    <w:tbl>
+      <w:tblPr>
+        <w:tblStyle w:val="Tablaconcuadrcula"/>
+        <w:tblpPr w:leftFromText="141" w:rightFromText="141" w:vertAnchor="text" w:horzAnchor="margin" w:tblpY="39"/>
+        <w:tblW w:w="0" w:type="auto"/>
+        <w:tblBorders>
+          <w:top w:val="none" w:sz="0" w:space="0" w:color="auto"/>
+          <w:left w:val="none" w:sz="0" w:space="0" w:color="auto"/>
+          <w:bottom w:val="none" w:sz="0" w:space="0" w:color="auto"/>
+          <w:right w:val="none" w:sz="0" w:space="0" w:color="auto"/>
+          <w:insideH w:val="none" w:sz="0" w:space="0" w:color="auto"/>
+          <w:insideV w:val="none" w:sz="0" w:space="0" w:color="auto"/>
+        </w:tblBorders>
+        <w:tblLook w:val="04A0" w:firstRow="1" w:lastRow="0" w:firstColumn="1" w:lastColumn="0" w:noHBand="0" w:noVBand="1"/>
+      </w:tblPr>
+      <w:tblGrid>
+        <w:gridCol w:w="3539"/>
+      </w:tblGrid>
+      <w:tr>
+        <w:trPr>
+          <w:trHeight w:val="710"/>
+        </w:trPr>
+        <w:tc>
+          <w:tcPr>
+            <w:tcW w:w="3539" w:type="dxa"/>
+          </w:tcPr>
+          <w:p>
+            <w:pPr>
+              <w:jc w:val="center"/>
+              <w:rPr>
+                <w:rFonts w:ascii="Arial" w:hAnsi="Arial" w:cs="Arial"/>
+                <w:lang w:val="es-MX"/>
+              </w:rPr>
+            </w:pPr>
+            <w:r>
+              <w:rPr>
+                <w:rFonts w:ascii="Arial" w:hAnsi="Arial" w:cs="Arial"/>
+                <w:lang w:val="es-MX"/>
+              </w:rPr>
+              <w:t>{{</w:t>
+            </w:r>
+            <w:r>
+              <w:rPr>
+                <w:rFonts w:ascii="Arial" w:hAnsi="Arial" w:cs="Arial"/>
+                <w:lang w:val="es-MX"/>
+              </w:rPr>
+              <w:t>autoridad_firmante_</w:t>
+            </w:r>
+            <w:r>
+              <w:rPr>
+                <w:rFonts w:ascii="Arial" w:hAnsi="Arial" w:cs="Arial"/>
+                <w:lang w:val="es-MX"/>
+              </w:rPr>
+              <w:t>1}}</w:t>
+            </w:r>
+          </w:p>
+          <w:p>
+            <w:pPr>
+              <w:jc w:val="center"/>
+              <w:rPr>
+                <w:rFonts w:ascii="Arial" w:hAnsi="Arial" w:cs="Arial"/>
+                <w:lang w:val="es-MX"/>
+              </w:rPr>
+            </w:pPr>
+            <w:r>
+              <w:rPr>
+                <w:rFonts w:ascii="Arial" w:hAnsi="Arial" w:cs="Arial"/>
+                <w:lang w:val="es-MX"/>
+              </w:rPr>
+              <w:t>{{cargo_</w:t>
+            </w:r>
+            <w:r>
+              <w:rPr>
+                <w:rFonts w:ascii="Arial" w:hAnsi="Arial" w:cs="Arial"/>
+                <w:lang w:val="es-MX"/>
+              </w:rPr>
+              <w:t>autoridad_firmante_</w:t>
+            </w:r>
+            <w:r>
+              <w:rPr>
+                <w:rFonts w:ascii="Arial" w:hAnsi="Arial" w:cs="Arial"/>
+                <w:lang w:val="es-MX"/>
+              </w:rPr>
+              <w:t>1}}</w:t>
+            </w:r>
+          </w:p>
+        </w:tc>
+      </w:tr>
+    </w:tbl>
+    <w:p>
+      <w:pPr>
+        <w:rPr>
+          <w:rFonts w:ascii="Arial" w:hAnsi="Arial" w:cs="Arial"/>
+          <w:lang w:val="es-MX"/>
+        </w:rPr>
+      </w:pPr>
+    </w:p>
+    <w:p>
+      <w:pPr>
+        <w:rPr>
+          <w:rFonts w:ascii="Arial" w:hAnsi="Arial" w:cs="Arial"/>
+          <w:lang w:val="es-MX"/>
+        </w:rPr>
+      </w:pPr>
+    </w:p>
+    <w:p>
+      <w:pPr>
+        <w:rPr>
+          <w:rFonts w:ascii="Arial" w:hAnsi="Arial" w:cs="Arial"/>
+          <w:lang w:val="es-MX"/>
+        </w:rPr>
+      </w:pPr>
     </w:p>
     <w:sectPr>
       <w:pgSz w:w="12240" w:h="15840"/>
@@ -1552,7 +1588,7 @@
   <w:style w:type="paragraph" w:default="1" w:styleId="Normal">
     <w:name w:val="Normal"/>
     <w:qFormat/>
-    <w:rsid w:val="0076532F"/>
+    <w:rsid w:val="00E128B1"/>
     <w:pPr>
       <w:spacing w:after="0" w:line="240" w:lineRule="auto"/>
     </w:pPr>
@@ -1671,6 +1707,25 @@
       <w:szCs w:val="18"/>
       <w:lang w:eastAsia="es-VE"/>
     </w:rPr>
+  </w:style>
+  <w:style w:type="table" w:styleId="Tablaconcuadrcula">
+    <w:name w:val="Table Grid"/>
+    <w:basedOn w:val="Tablanormal"/>
+    <w:uiPriority w:val="39"/>
+    <w:rsid w:val="00342DFD"/>
+    <w:pPr>
+      <w:spacing w:after="0" w:line="240" w:lineRule="auto"/>
+    </w:pPr>
+    <w:tblPr>
+      <w:tblBorders>
+        <w:top w:val="single" w:sz="4" w:space="0" w:color="auto"/>
+        <w:left w:val="single" w:sz="4" w:space="0" w:color="auto"/>
+        <w:bottom w:val="single" w:sz="4" w:space="0" w:color="auto"/>
+        <w:right w:val="single" w:sz="4" w:space="0" w:color="auto"/>
+        <w:insideH w:val="single" w:sz="4" w:space="0" w:color="auto"/>
+        <w:insideV w:val="single" w:sz="4" w:space="0" w:color="auto"/>
+      </w:tblBorders>
+    </w:tblPr>
   </w:style>
 </w:styles>
 </file>
